--- a/UD1/Tarea 2/UD1_Tarea2_AlbertoAlvesGarcía.docx
+++ b/UD1/Tarea 2/UD1_Tarea2_AlbertoAlvesGarcía.docx
@@ -403,6 +403,16 @@
               </w:rPr>
               <w:t xml:space="preserve">Grupo: </w:t>
             </w:r>
+            <w:r>
+              <w:rPr>
+                <w:rFonts w:ascii="Rockwell" w:hAnsi="Rockwell" w:cs="Arial"/>
+                <w:b/>
+                <w:bCs/>
+                <w:sz w:val="22"/>
+                <w:szCs w:val="22"/>
+              </w:rPr>
+              <w:t>Presencial</w:t>
+            </w:r>
           </w:p>
         </w:tc>
       </w:tr>
@@ -461,6 +471,7 @@
         <w:rPr>
           <w:sz w:val="20"/>
           <w:szCs w:val="20"/>
+          <w:u w:val="single"/>
         </w:rPr>
       </w:pPr>
       <w:r>
@@ -619,23 +630,67 @@
           <w:sz w:val="20"/>
           <w:szCs w:val="20"/>
         </w:rPr>
-        <w:t>En el diseño nos encargamos de la planificación, ideación, creación e implementación de interfaces y plataformas digitales. Este se encarga más del frontend, mientras que el desarrollo web se encarga más del backend. En el desarrollo se asegura de que el código que sostiene la estructura sea funcional y a su vez lógico.</w:t>
-      </w:r>
-    </w:p>
-    <w:p>
-      <w:pPr>
-        <w:jc w:val="both"/>
-        <w:rPr>
-          <w:sz w:val="20"/>
-          <w:szCs w:val="20"/>
-        </w:rPr>
-      </w:pPr>
-      <w:r>
-        <w:rPr>
-          <w:sz w:val="20"/>
-          <w:szCs w:val="20"/>
-        </w:rPr>
-        <w:t>https://blog.hubspot.es/website/que-es-desarrollo-web#diferencia</w:t>
+        <w:t xml:space="preserve">En el diseño nos encargamos de la planificación, ideación, creación e implementación de interfaces y plataformas digitales. Este se encarga más del </w:t>
+      </w:r>
+      <w:proofErr w:type="spellStart"/>
+      <w:r>
+        <w:rPr>
+          <w:sz w:val="20"/>
+          <w:szCs w:val="20"/>
+        </w:rPr>
+        <w:t>frontend</w:t>
+      </w:r>
+      <w:proofErr w:type="spellEnd"/>
+      <w:r>
+        <w:rPr>
+          <w:sz w:val="20"/>
+          <w:szCs w:val="20"/>
+        </w:rPr>
+        <w:t xml:space="preserve">, mientras que el desarrollo web se encarga más del </w:t>
+      </w:r>
+      <w:proofErr w:type="spellStart"/>
+      <w:r>
+        <w:rPr>
+          <w:sz w:val="20"/>
+          <w:szCs w:val="20"/>
+        </w:rPr>
+        <w:t>backend</w:t>
+      </w:r>
+      <w:proofErr w:type="spellEnd"/>
+      <w:r>
+        <w:rPr>
+          <w:sz w:val="20"/>
+          <w:szCs w:val="20"/>
+        </w:rPr>
+        <w:t xml:space="preserve">. En el desarrollo se asegura de que el código que </w:t>
+      </w:r>
+      <w:r>
+        <w:rPr>
+          <w:sz w:val="20"/>
+          <w:szCs w:val="20"/>
+        </w:rPr>
+        <w:t>construye una</w:t>
+      </w:r>
+      <w:r>
+        <w:rPr>
+          <w:sz w:val="20"/>
+          <w:szCs w:val="20"/>
+        </w:rPr>
+        <w:t xml:space="preserve"> estructura</w:t>
+      </w:r>
+      <w:r>
+        <w:rPr>
+          <w:sz w:val="20"/>
+          <w:szCs w:val="20"/>
+        </w:rPr>
+        <w:t xml:space="preserve"> que</w:t>
+      </w:r>
+      <w:r>
+        <w:rPr>
+          <w:sz w:val="20"/>
+          <w:szCs w:val="20"/>
+        </w:rPr>
+        <w:t xml:space="preserve"> sea funcional y a su vez lógico.</w:t>
       </w:r>
     </w:p>
     <w:p>
@@ -867,7 +922,39 @@
           <w:sz w:val="20"/>
           <w:szCs w:val="20"/>
         </w:rPr>
-        <w:t xml:space="preserve">Clasifícalos por características comunes (frameworks, stacks, etc.) y añade un breve comentario de cada uno indicando </w:t>
+        <w:t>Clasifícalos por características comunes (</w:t>
+      </w:r>
+      <w:proofErr w:type="spellStart"/>
+      <w:r>
+        <w:rPr>
+          <w:sz w:val="20"/>
+          <w:szCs w:val="20"/>
+        </w:rPr>
+        <w:t>frameworks</w:t>
+      </w:r>
+      <w:proofErr w:type="spellEnd"/>
+      <w:r>
+        <w:rPr>
+          <w:sz w:val="20"/>
+          <w:szCs w:val="20"/>
+        </w:rPr>
+        <w:t xml:space="preserve">, </w:t>
+      </w:r>
+      <w:proofErr w:type="spellStart"/>
+      <w:r>
+        <w:rPr>
+          <w:sz w:val="20"/>
+          <w:szCs w:val="20"/>
+        </w:rPr>
+        <w:t>stacks</w:t>
+      </w:r>
+      <w:proofErr w:type="spellEnd"/>
+      <w:r>
+        <w:rPr>
+          <w:sz w:val="20"/>
+          <w:szCs w:val="20"/>
+        </w:rPr>
+        <w:t xml:space="preserve">, etc.) y añade un breve comentario de cada uno indicando </w:t>
       </w:r>
       <w:r>
         <w:rPr>
@@ -891,6 +978,1519 @@
           <w:szCs w:val="20"/>
         </w:rPr>
         <w:t xml:space="preserve"> </w:t>
+      </w:r>
+    </w:p>
+    <w:p>
+      <w:pPr>
+        <w:tabs>
+          <w:tab w:val="num" w:pos="1276"/>
+        </w:tabs>
+        <w:spacing w:after="0" w:line="240" w:lineRule="auto"/>
+        <w:jc w:val="both"/>
+        <w:rPr>
+          <w:sz w:val="20"/>
+          <w:szCs w:val="20"/>
+        </w:rPr>
+      </w:pPr>
+      <w:r>
+        <w:rPr>
+          <w:sz w:val="20"/>
+          <w:szCs w:val="20"/>
+        </w:rPr>
+        <w:t xml:space="preserve">Lenguajes y herramientas de </w:t>
+      </w:r>
+      <w:r>
+        <w:rPr>
+          <w:b/>
+          <w:bCs/>
+          <w:sz w:val="20"/>
+          <w:szCs w:val="20"/>
+        </w:rPr>
+        <w:t>desarrollo en el servidor</w:t>
+      </w:r>
+      <w:r>
+        <w:rPr>
+          <w:sz w:val="20"/>
+          <w:szCs w:val="20"/>
+        </w:rPr>
+        <w:t>.</w:t>
+      </w:r>
+    </w:p>
+    <w:p>
+      <w:pPr>
+        <w:pStyle w:val="Prrafodelista"/>
+        <w:numPr>
+          <w:ilvl w:val="0"/>
+          <w:numId w:val="13"/>
+        </w:numPr>
+        <w:jc w:val="both"/>
+        <w:rPr>
+          <w:sz w:val="20"/>
+          <w:szCs w:val="20"/>
+        </w:rPr>
+      </w:pPr>
+      <w:r>
+        <w:rPr>
+          <w:sz w:val="20"/>
+          <w:szCs w:val="20"/>
+        </w:rPr>
+        <w:t>J</w:t>
+      </w:r>
+      <w:r>
+        <w:rPr>
+          <w:sz w:val="20"/>
+          <w:szCs w:val="20"/>
+        </w:rPr>
+        <w:t xml:space="preserve">avaScript / </w:t>
+      </w:r>
+      <w:proofErr w:type="spellStart"/>
+      <w:r>
+        <w:rPr>
+          <w:sz w:val="20"/>
+          <w:szCs w:val="20"/>
+        </w:rPr>
+        <w:t>TypeScript</w:t>
+      </w:r>
+      <w:proofErr w:type="spellEnd"/>
+      <w:r>
+        <w:rPr>
+          <w:sz w:val="20"/>
+          <w:szCs w:val="20"/>
+        </w:rPr>
+        <w:t xml:space="preserve"> en Servidor</w:t>
+      </w:r>
+    </w:p>
+    <w:p>
+      <w:pPr>
+        <w:pStyle w:val="Prrafodelista"/>
+        <w:numPr>
+          <w:ilvl w:val="1"/>
+          <w:numId w:val="13"/>
+        </w:numPr>
+        <w:jc w:val="both"/>
+        <w:rPr>
+          <w:sz w:val="20"/>
+          <w:szCs w:val="20"/>
+          <w:lang w:val="pt-PT"/>
+        </w:rPr>
+      </w:pPr>
+      <w:r>
+        <w:rPr>
+          <w:sz w:val="20"/>
+          <w:szCs w:val="20"/>
+          <w:lang w:val="pt-PT"/>
+        </w:rPr>
+        <w:t>Node.js (Entorno) / Express.js &amp; NestJS (Frameworks)</w:t>
+      </w:r>
+    </w:p>
+    <w:p>
+      <w:pPr>
+        <w:pStyle w:val="Prrafodelista"/>
+        <w:numPr>
+          <w:ilvl w:val="1"/>
+          <w:numId w:val="13"/>
+        </w:numPr>
+        <w:jc w:val="both"/>
+        <w:rPr>
+          <w:sz w:val="20"/>
+          <w:szCs w:val="20"/>
+        </w:rPr>
+      </w:pPr>
+      <w:r>
+        <w:rPr>
+          <w:sz w:val="20"/>
+          <w:szCs w:val="20"/>
+        </w:rPr>
+        <w:t>Permite ejecutar JavaScript/</w:t>
+      </w:r>
+      <w:proofErr w:type="spellStart"/>
+      <w:r>
+        <w:rPr>
+          <w:sz w:val="20"/>
+          <w:szCs w:val="20"/>
+        </w:rPr>
+        <w:t>TypeScript</w:t>
+      </w:r>
+      <w:proofErr w:type="spellEnd"/>
+      <w:r>
+        <w:rPr>
+          <w:sz w:val="20"/>
+          <w:szCs w:val="20"/>
+        </w:rPr>
+        <w:t xml:space="preserve"> en el servidor. Arquitectura orientada a eventos no bloqueante</w:t>
+      </w:r>
+    </w:p>
+    <w:p>
+      <w:pPr>
+        <w:pStyle w:val="Prrafodelista"/>
+        <w:numPr>
+          <w:ilvl w:val="1"/>
+          <w:numId w:val="13"/>
+        </w:numPr>
+        <w:jc w:val="both"/>
+        <w:rPr>
+          <w:sz w:val="20"/>
+          <w:szCs w:val="20"/>
+        </w:rPr>
+      </w:pPr>
+      <w:r>
+        <w:rPr>
+          <w:sz w:val="20"/>
+          <w:szCs w:val="20"/>
+        </w:rPr>
+        <w:t>Permite desarrollar todo el proyecto (</w:t>
+      </w:r>
+      <w:r>
+        <w:rPr>
+          <w:i/>
+          <w:iCs/>
+          <w:sz w:val="20"/>
+          <w:szCs w:val="20"/>
+        </w:rPr>
+        <w:t>Full-Stack</w:t>
+      </w:r>
+      <w:r>
+        <w:rPr>
+          <w:sz w:val="20"/>
+          <w:szCs w:val="20"/>
+        </w:rPr>
+        <w:t>) con un solo lenguaje; excelente manejo de peticiones concurrentes y tiempo real</w:t>
+      </w:r>
+    </w:p>
+    <w:p>
+      <w:pPr>
+        <w:pStyle w:val="Prrafodelista"/>
+        <w:numPr>
+          <w:ilvl w:val="1"/>
+          <w:numId w:val="13"/>
+        </w:numPr>
+        <w:jc w:val="both"/>
+        <w:rPr>
+          <w:sz w:val="20"/>
+          <w:szCs w:val="20"/>
+        </w:rPr>
+      </w:pPr>
+      <w:proofErr w:type="spellStart"/>
+      <w:r>
+        <w:rPr>
+          <w:sz w:val="20"/>
+          <w:szCs w:val="20"/>
+        </w:rPr>
+        <w:t>Monohilo</w:t>
+      </w:r>
+      <w:proofErr w:type="spellEnd"/>
+      <w:r>
+        <w:rPr>
+          <w:sz w:val="20"/>
+          <w:szCs w:val="20"/>
+        </w:rPr>
+        <w:t xml:space="preserve">; no es apto para procesamiento pesado de </w:t>
+      </w:r>
+      <w:proofErr w:type="spellStart"/>
+      <w:r>
+        <w:rPr>
+          <w:sz w:val="20"/>
+          <w:szCs w:val="20"/>
+        </w:rPr>
+        <w:t>CPU</w:t>
+      </w:r>
+      <w:proofErr w:type="spellEnd"/>
+    </w:p>
+    <w:p>
+      <w:pPr>
+        <w:pStyle w:val="Prrafodelista"/>
+        <w:numPr>
+          <w:ilvl w:val="1"/>
+          <w:numId w:val="13"/>
+        </w:numPr>
+        <w:jc w:val="both"/>
+        <w:rPr>
+          <w:sz w:val="20"/>
+          <w:szCs w:val="20"/>
+        </w:rPr>
+      </w:pPr>
+      <w:r>
+        <w:rPr>
+          <w:sz w:val="20"/>
+          <w:szCs w:val="20"/>
+        </w:rPr>
+        <w:t>Líder global absoluto</w:t>
+      </w:r>
+    </w:p>
+    <w:p>
+      <w:pPr>
+        <w:pStyle w:val="Prrafodelista"/>
+        <w:numPr>
+          <w:ilvl w:val="0"/>
+          <w:numId w:val="13"/>
+        </w:numPr>
+        <w:jc w:val="both"/>
+        <w:rPr>
+          <w:sz w:val="20"/>
+          <w:szCs w:val="20"/>
+          <w:lang w:val="en-GB"/>
+        </w:rPr>
+      </w:pPr>
+      <w:proofErr w:type="spellStart"/>
+      <w:r>
+        <w:rPr>
+          <w:sz w:val="20"/>
+          <w:szCs w:val="20"/>
+        </w:rPr>
+        <w:t>Frameworks</w:t>
+      </w:r>
+      <w:proofErr w:type="spellEnd"/>
+      <w:r>
+        <w:rPr>
+          <w:sz w:val="20"/>
+          <w:szCs w:val="20"/>
+        </w:rPr>
+        <w:t xml:space="preserve"> Orientados a </w:t>
+      </w:r>
+      <w:proofErr w:type="spellStart"/>
+      <w:r>
+        <w:rPr>
+          <w:sz w:val="20"/>
+          <w:szCs w:val="20"/>
+        </w:rPr>
+        <w:t>APIs</w:t>
+      </w:r>
+      <w:proofErr w:type="spellEnd"/>
+    </w:p>
+    <w:p>
+      <w:pPr>
+        <w:pStyle w:val="Prrafodelista"/>
+        <w:numPr>
+          <w:ilvl w:val="1"/>
+          <w:numId w:val="13"/>
+        </w:numPr>
+        <w:jc w:val="both"/>
+        <w:rPr>
+          <w:sz w:val="20"/>
+          <w:szCs w:val="20"/>
+          <w:lang w:val="en-GB"/>
+        </w:rPr>
+      </w:pPr>
+      <w:proofErr w:type="spellStart"/>
+      <w:r>
+        <w:rPr>
+          <w:sz w:val="20"/>
+          <w:szCs w:val="20"/>
+          <w:lang w:val="en-GB"/>
+        </w:rPr>
+        <w:t>FastAPI</w:t>
+      </w:r>
+      <w:proofErr w:type="spellEnd"/>
+      <w:r>
+        <w:rPr>
+          <w:sz w:val="20"/>
+          <w:szCs w:val="20"/>
+          <w:lang w:val="en-GB"/>
+        </w:rPr>
+        <w:t xml:space="preserve"> (Python) &amp; ASP.NET Core (C#)</w:t>
+      </w:r>
+    </w:p>
+    <w:p>
+      <w:pPr>
+        <w:pStyle w:val="Prrafodelista"/>
+        <w:numPr>
+          <w:ilvl w:val="1"/>
+          <w:numId w:val="13"/>
+        </w:numPr>
+        <w:jc w:val="both"/>
+        <w:rPr>
+          <w:sz w:val="20"/>
+          <w:szCs w:val="20"/>
+        </w:rPr>
+      </w:pPr>
+      <w:r>
+        <w:rPr>
+          <w:sz w:val="20"/>
+          <w:szCs w:val="20"/>
+        </w:rPr>
+        <w:t xml:space="preserve">Diseñados para crear </w:t>
+      </w:r>
+      <w:proofErr w:type="spellStart"/>
+      <w:r>
+        <w:rPr>
+          <w:sz w:val="20"/>
+          <w:szCs w:val="20"/>
+        </w:rPr>
+        <w:t>APIs</w:t>
+      </w:r>
+      <w:proofErr w:type="spellEnd"/>
+      <w:r>
+        <w:rPr>
+          <w:sz w:val="20"/>
+          <w:szCs w:val="20"/>
+        </w:rPr>
+        <w:t xml:space="preserve"> REST ultra rápidas. </w:t>
+      </w:r>
+      <w:proofErr w:type="spellStart"/>
+      <w:r>
+        <w:rPr>
+          <w:sz w:val="20"/>
+          <w:szCs w:val="20"/>
+        </w:rPr>
+        <w:t>FastAPI</w:t>
+      </w:r>
+      <w:proofErr w:type="spellEnd"/>
+      <w:r>
+        <w:rPr>
+          <w:sz w:val="20"/>
+          <w:szCs w:val="20"/>
+        </w:rPr>
+        <w:t xml:space="preserve"> usa ejecución asíncrona en Python, mientras que ASP.NET Core es la solución multiplataforma de Microsoft en C#</w:t>
+      </w:r>
+    </w:p>
+    <w:p>
+      <w:pPr>
+        <w:pStyle w:val="Prrafodelista"/>
+        <w:numPr>
+          <w:ilvl w:val="1"/>
+          <w:numId w:val="13"/>
+        </w:numPr>
+        <w:jc w:val="both"/>
+        <w:rPr>
+          <w:sz w:val="20"/>
+          <w:szCs w:val="20"/>
+        </w:rPr>
+      </w:pPr>
+      <w:proofErr w:type="spellStart"/>
+      <w:r>
+        <w:rPr>
+          <w:sz w:val="20"/>
+          <w:szCs w:val="20"/>
+        </w:rPr>
+        <w:t>FastAPI</w:t>
+      </w:r>
+      <w:proofErr w:type="spellEnd"/>
+      <w:r>
+        <w:rPr>
+          <w:sz w:val="20"/>
+          <w:szCs w:val="20"/>
+        </w:rPr>
+        <w:t xml:space="preserve"> </w:t>
+      </w:r>
+      <w:r>
+        <w:rPr>
+          <w:sz w:val="20"/>
+          <w:szCs w:val="20"/>
+        </w:rPr>
+        <w:t>d</w:t>
+      </w:r>
+      <w:r>
+        <w:rPr>
+          <w:sz w:val="20"/>
+          <w:szCs w:val="20"/>
+        </w:rPr>
+        <w:t>estaca por su integración nativa con IA y documentación automática. ASP.NET Core ofrece un rendimiento masivo en entornos empresariales</w:t>
+      </w:r>
+    </w:p>
+    <w:p>
+      <w:pPr>
+        <w:pStyle w:val="Prrafodelista"/>
+        <w:numPr>
+          <w:ilvl w:val="1"/>
+          <w:numId w:val="13"/>
+        </w:numPr>
+        <w:jc w:val="both"/>
+        <w:rPr>
+          <w:sz w:val="20"/>
+          <w:szCs w:val="20"/>
+        </w:rPr>
+      </w:pPr>
+      <w:proofErr w:type="spellStart"/>
+      <w:r>
+        <w:rPr>
+          <w:sz w:val="20"/>
+          <w:szCs w:val="20"/>
+        </w:rPr>
+        <w:t>FastAPI</w:t>
+      </w:r>
+      <w:proofErr w:type="spellEnd"/>
+      <w:r>
+        <w:rPr>
+          <w:sz w:val="20"/>
+          <w:szCs w:val="20"/>
+        </w:rPr>
+        <w:t xml:space="preserve"> </w:t>
+      </w:r>
+      <w:r>
+        <w:rPr>
+          <w:sz w:val="20"/>
+          <w:szCs w:val="20"/>
+        </w:rPr>
+        <w:t>requiere</w:t>
+      </w:r>
+      <w:r>
+        <w:rPr>
+          <w:sz w:val="20"/>
+          <w:szCs w:val="20"/>
+        </w:rPr>
+        <w:t xml:space="preserve"> configurar manualmente la persistencia de datos. C# tiene una curva de aprendizaje inicial más elevada</w:t>
+      </w:r>
+    </w:p>
+    <w:p>
+      <w:pPr>
+        <w:pStyle w:val="Prrafodelista"/>
+        <w:numPr>
+          <w:ilvl w:val="1"/>
+          <w:numId w:val="13"/>
+        </w:numPr>
+        <w:jc w:val="both"/>
+        <w:rPr>
+          <w:sz w:val="20"/>
+          <w:szCs w:val="20"/>
+        </w:rPr>
+      </w:pPr>
+      <w:proofErr w:type="spellStart"/>
+      <w:r>
+        <w:rPr>
+          <w:sz w:val="20"/>
+          <w:szCs w:val="20"/>
+        </w:rPr>
+        <w:t>FastAPI</w:t>
+      </w:r>
+      <w:proofErr w:type="spellEnd"/>
+      <w:r>
+        <w:rPr>
+          <w:sz w:val="20"/>
+          <w:szCs w:val="20"/>
+        </w:rPr>
+        <w:t xml:space="preserve"> </w:t>
+      </w:r>
+      <w:r>
+        <w:rPr>
+          <w:sz w:val="20"/>
+          <w:szCs w:val="20"/>
+        </w:rPr>
+        <w:t>e</w:t>
+      </w:r>
+      <w:r>
+        <w:rPr>
+          <w:sz w:val="20"/>
+          <w:szCs w:val="20"/>
+        </w:rPr>
+        <w:t xml:space="preserve">s el </w:t>
+      </w:r>
+      <w:proofErr w:type="spellStart"/>
+      <w:r>
+        <w:rPr>
+          <w:sz w:val="20"/>
+          <w:szCs w:val="20"/>
+        </w:rPr>
+        <w:t>framework</w:t>
+      </w:r>
+      <w:proofErr w:type="spellEnd"/>
+      <w:r>
+        <w:rPr>
+          <w:sz w:val="20"/>
+          <w:szCs w:val="20"/>
+        </w:rPr>
+        <w:t xml:space="preserve"> </w:t>
+      </w:r>
+      <w:proofErr w:type="spellStart"/>
+      <w:r>
+        <w:rPr>
+          <w:sz w:val="20"/>
+          <w:szCs w:val="20"/>
+        </w:rPr>
+        <w:t>backend</w:t>
+      </w:r>
+      <w:proofErr w:type="spellEnd"/>
+      <w:r>
+        <w:rPr>
+          <w:sz w:val="20"/>
+          <w:szCs w:val="20"/>
+        </w:rPr>
+        <w:t xml:space="preserve"> de mayor crecimiento</w:t>
+      </w:r>
+      <w:r>
+        <w:rPr>
+          <w:sz w:val="20"/>
+          <w:szCs w:val="20"/>
+        </w:rPr>
+        <w:t xml:space="preserve"> </w:t>
+      </w:r>
+      <w:r>
+        <w:rPr>
+          <w:sz w:val="20"/>
+          <w:szCs w:val="20"/>
+        </w:rPr>
+        <w:t>impulsado por la IA. ASP.NET Core es el estándar en el sector corporativo</w:t>
+      </w:r>
+    </w:p>
+    <w:p>
+      <w:pPr>
+        <w:pStyle w:val="Prrafodelista"/>
+        <w:numPr>
+          <w:ilvl w:val="0"/>
+          <w:numId w:val="13"/>
+        </w:numPr>
+        <w:jc w:val="both"/>
+        <w:rPr>
+          <w:sz w:val="20"/>
+          <w:szCs w:val="20"/>
+        </w:rPr>
+      </w:pPr>
+      <w:proofErr w:type="spellStart"/>
+      <w:r>
+        <w:rPr>
+          <w:sz w:val="20"/>
+          <w:szCs w:val="20"/>
+        </w:rPr>
+        <w:t>Frameworks</w:t>
+      </w:r>
+      <w:proofErr w:type="spellEnd"/>
+      <w:r>
+        <w:rPr>
+          <w:sz w:val="20"/>
+          <w:szCs w:val="20"/>
+        </w:rPr>
+        <w:t xml:space="preserve"> Monolíticos</w:t>
+      </w:r>
+    </w:p>
+    <w:p>
+      <w:pPr>
+        <w:pStyle w:val="Prrafodelista"/>
+        <w:numPr>
+          <w:ilvl w:val="1"/>
+          <w:numId w:val="13"/>
+        </w:numPr>
+        <w:jc w:val="both"/>
+        <w:rPr>
+          <w:sz w:val="20"/>
+          <w:szCs w:val="20"/>
+        </w:rPr>
+      </w:pPr>
+      <w:r>
+        <w:rPr>
+          <w:sz w:val="20"/>
+          <w:szCs w:val="20"/>
+        </w:rPr>
+        <w:t>Spring Boot (Java) &amp; Laravel (PHP) / Django (Python)</w:t>
+      </w:r>
+    </w:p>
+    <w:p>
+      <w:pPr>
+        <w:pStyle w:val="Prrafodelista"/>
+        <w:numPr>
+          <w:ilvl w:val="1"/>
+          <w:numId w:val="13"/>
+        </w:numPr>
+        <w:jc w:val="both"/>
+        <w:rPr>
+          <w:sz w:val="20"/>
+          <w:szCs w:val="20"/>
+        </w:rPr>
+      </w:pPr>
+      <w:r>
+        <w:rPr>
+          <w:sz w:val="20"/>
+          <w:szCs w:val="20"/>
+        </w:rPr>
+        <w:t>Incluyen de fábrica autenticación, ORM (gestión de base de datos) y enrutamiento listo para usar</w:t>
+      </w:r>
+    </w:p>
+    <w:p>
+      <w:pPr>
+        <w:pStyle w:val="Prrafodelista"/>
+        <w:numPr>
+          <w:ilvl w:val="1"/>
+          <w:numId w:val="13"/>
+        </w:numPr>
+        <w:jc w:val="both"/>
+        <w:rPr>
+          <w:sz w:val="20"/>
+          <w:szCs w:val="20"/>
+        </w:rPr>
+      </w:pPr>
+      <w:r>
+        <w:rPr>
+          <w:sz w:val="20"/>
+          <w:szCs w:val="20"/>
+        </w:rPr>
+        <w:t>Velocidad de desarrollo alta</w:t>
+      </w:r>
+      <w:r>
+        <w:rPr>
+          <w:sz w:val="20"/>
+          <w:szCs w:val="20"/>
+        </w:rPr>
+        <w:t>. E</w:t>
+      </w:r>
+      <w:r>
+        <w:rPr>
+          <w:sz w:val="20"/>
+          <w:szCs w:val="20"/>
+        </w:rPr>
+        <w:t>xcelente estructura de seguridad por defecto</w:t>
+      </w:r>
+    </w:p>
+    <w:p>
+      <w:pPr>
+        <w:pStyle w:val="Prrafodelista"/>
+        <w:numPr>
+          <w:ilvl w:val="1"/>
+          <w:numId w:val="13"/>
+        </w:numPr>
+        <w:jc w:val="both"/>
+        <w:rPr>
+          <w:sz w:val="20"/>
+          <w:szCs w:val="20"/>
+        </w:rPr>
+      </w:pPr>
+      <w:r>
+        <w:rPr>
+          <w:sz w:val="20"/>
+          <w:szCs w:val="20"/>
+        </w:rPr>
+        <w:t>Mayor consumo de recursos y estructura rígida para arquitecturas pequeñas</w:t>
+      </w:r>
+    </w:p>
+    <w:p>
+      <w:pPr>
+        <w:pStyle w:val="Prrafodelista"/>
+        <w:numPr>
+          <w:ilvl w:val="1"/>
+          <w:numId w:val="13"/>
+        </w:numPr>
+        <w:jc w:val="both"/>
+        <w:rPr>
+          <w:sz w:val="20"/>
+          <w:szCs w:val="20"/>
+        </w:rPr>
+      </w:pPr>
+      <w:r>
+        <w:rPr>
+          <w:sz w:val="20"/>
+          <w:szCs w:val="20"/>
+        </w:rPr>
+        <w:t>Spring Boot domina la banca y grandes empresas. Laravel impulsa una porción masiva de la web basada en PHP</w:t>
+      </w:r>
+    </w:p>
+    <w:p>
+      <w:pPr>
+        <w:tabs>
+          <w:tab w:val="num" w:pos="1276"/>
+        </w:tabs>
+        <w:spacing w:after="0" w:line="240" w:lineRule="auto"/>
+        <w:jc w:val="both"/>
+        <w:rPr>
+          <w:sz w:val="20"/>
+          <w:szCs w:val="20"/>
+        </w:rPr>
+      </w:pPr>
+      <w:r>
+        <w:rPr>
+          <w:sz w:val="20"/>
+          <w:szCs w:val="20"/>
+        </w:rPr>
+        <w:lastRenderedPageBreak/>
+        <w:t>Bases de datos</w:t>
+      </w:r>
+    </w:p>
+    <w:p>
+      <w:pPr>
+        <w:pStyle w:val="Prrafodelista"/>
+        <w:numPr>
+          <w:ilvl w:val="0"/>
+          <w:numId w:val="13"/>
+        </w:numPr>
+        <w:jc w:val="both"/>
+        <w:rPr>
+          <w:sz w:val="20"/>
+          <w:szCs w:val="20"/>
+        </w:rPr>
+      </w:pPr>
+      <w:r>
+        <w:rPr>
+          <w:sz w:val="20"/>
+          <w:szCs w:val="20"/>
+        </w:rPr>
+        <w:t>Relacionales (SQL)</w:t>
+      </w:r>
+    </w:p>
+    <w:p>
+      <w:pPr>
+        <w:pStyle w:val="Prrafodelista"/>
+        <w:numPr>
+          <w:ilvl w:val="1"/>
+          <w:numId w:val="13"/>
+        </w:numPr>
+        <w:jc w:val="both"/>
+        <w:rPr>
+          <w:sz w:val="20"/>
+          <w:szCs w:val="20"/>
+        </w:rPr>
+      </w:pPr>
+      <w:r>
+        <w:rPr>
+          <w:sz w:val="20"/>
+          <w:szCs w:val="20"/>
+        </w:rPr>
+        <w:t>PostgreSQL &amp; MySQL</w:t>
+      </w:r>
+    </w:p>
+    <w:p>
+      <w:pPr>
+        <w:pStyle w:val="Prrafodelista"/>
+        <w:numPr>
+          <w:ilvl w:val="1"/>
+          <w:numId w:val="13"/>
+        </w:numPr>
+        <w:jc w:val="both"/>
+        <w:rPr>
+          <w:sz w:val="20"/>
+          <w:szCs w:val="20"/>
+        </w:rPr>
+      </w:pPr>
+      <w:r>
+        <w:rPr>
+          <w:sz w:val="20"/>
+          <w:szCs w:val="20"/>
+        </w:rPr>
+        <w:t>Guardan información estructurada en tablas con esquemas estrictos e integridad transaccional (ACID)</w:t>
+      </w:r>
+    </w:p>
+    <w:p>
+      <w:pPr>
+        <w:pStyle w:val="Prrafodelista"/>
+        <w:numPr>
+          <w:ilvl w:val="1"/>
+          <w:numId w:val="13"/>
+        </w:numPr>
+        <w:jc w:val="both"/>
+        <w:rPr>
+          <w:sz w:val="20"/>
+          <w:szCs w:val="20"/>
+        </w:rPr>
+      </w:pPr>
+      <w:r>
+        <w:rPr>
+          <w:sz w:val="20"/>
+          <w:szCs w:val="20"/>
+        </w:rPr>
+        <w:t>Fiabilidad comprobada, soporte para consultas complejas e integración con tipos de datos JSON</w:t>
+      </w:r>
+    </w:p>
+    <w:p>
+      <w:pPr>
+        <w:pStyle w:val="Prrafodelista"/>
+        <w:numPr>
+          <w:ilvl w:val="1"/>
+          <w:numId w:val="13"/>
+        </w:numPr>
+        <w:jc w:val="both"/>
+        <w:rPr>
+          <w:sz w:val="20"/>
+          <w:szCs w:val="20"/>
+        </w:rPr>
+      </w:pPr>
+      <w:r>
+        <w:rPr>
+          <w:sz w:val="20"/>
+          <w:szCs w:val="20"/>
+        </w:rPr>
+        <w:t>El escalado horizontal en múltiples servidores requiere configuración compleja.</w:t>
+      </w:r>
+    </w:p>
+    <w:p>
+      <w:pPr>
+        <w:pStyle w:val="Prrafodelista"/>
+        <w:numPr>
+          <w:ilvl w:val="1"/>
+          <w:numId w:val="13"/>
+        </w:numPr>
+        <w:jc w:val="both"/>
+        <w:rPr>
+          <w:sz w:val="20"/>
+          <w:szCs w:val="20"/>
+        </w:rPr>
+      </w:pPr>
+      <w:r>
+        <w:rPr>
+          <w:sz w:val="20"/>
+          <w:szCs w:val="20"/>
+        </w:rPr>
+        <w:t>PostgreSQL es la base de datos preferida del mundo</w:t>
+      </w:r>
+      <w:r>
+        <w:rPr>
+          <w:sz w:val="20"/>
+          <w:szCs w:val="20"/>
+        </w:rPr>
+        <w:t xml:space="preserve">. </w:t>
+      </w:r>
+      <w:r>
+        <w:rPr>
+          <w:sz w:val="20"/>
+          <w:szCs w:val="20"/>
+        </w:rPr>
+        <w:t>MySQL le sigue de cerca</w:t>
+      </w:r>
+    </w:p>
+    <w:p>
+      <w:pPr>
+        <w:pStyle w:val="Prrafodelista"/>
+        <w:numPr>
+          <w:ilvl w:val="0"/>
+          <w:numId w:val="13"/>
+        </w:numPr>
+        <w:jc w:val="both"/>
+        <w:rPr>
+          <w:sz w:val="20"/>
+          <w:szCs w:val="20"/>
+        </w:rPr>
+      </w:pPr>
+      <w:r>
+        <w:rPr>
+          <w:sz w:val="20"/>
+          <w:szCs w:val="20"/>
+        </w:rPr>
+        <w:t>No Relacionales (NoSQL)</w:t>
+      </w:r>
+    </w:p>
+    <w:p>
+      <w:pPr>
+        <w:pStyle w:val="Prrafodelista"/>
+        <w:numPr>
+          <w:ilvl w:val="1"/>
+          <w:numId w:val="13"/>
+        </w:numPr>
+        <w:jc w:val="both"/>
+        <w:rPr>
+          <w:sz w:val="20"/>
+          <w:szCs w:val="20"/>
+        </w:rPr>
+      </w:pPr>
+      <w:r>
+        <w:rPr>
+          <w:sz w:val="20"/>
+          <w:szCs w:val="20"/>
+        </w:rPr>
+        <w:t>MongoDB</w:t>
+      </w:r>
+    </w:p>
+    <w:p>
+      <w:pPr>
+        <w:pStyle w:val="Prrafodelista"/>
+        <w:numPr>
+          <w:ilvl w:val="1"/>
+          <w:numId w:val="13"/>
+        </w:numPr>
+        <w:jc w:val="both"/>
+        <w:rPr>
+          <w:sz w:val="20"/>
+          <w:szCs w:val="20"/>
+        </w:rPr>
+      </w:pPr>
+      <w:r>
+        <w:rPr>
+          <w:sz w:val="20"/>
+          <w:szCs w:val="20"/>
+        </w:rPr>
+        <w:t>Guarda información en documentos JSON sin necesidad de esquemas fijos previa escritura</w:t>
+      </w:r>
+    </w:p>
+    <w:p>
+      <w:pPr>
+        <w:pStyle w:val="Prrafodelista"/>
+        <w:numPr>
+          <w:ilvl w:val="1"/>
+          <w:numId w:val="13"/>
+        </w:numPr>
+        <w:jc w:val="both"/>
+        <w:rPr>
+          <w:sz w:val="20"/>
+          <w:szCs w:val="20"/>
+        </w:rPr>
+      </w:pPr>
+      <w:r>
+        <w:rPr>
+          <w:sz w:val="20"/>
+          <w:szCs w:val="20"/>
+        </w:rPr>
+        <w:t>Muy flexible para prototipar rápido y escalar horizontalmente de forma nativa</w:t>
+      </w:r>
+    </w:p>
+    <w:p>
+      <w:pPr>
+        <w:pStyle w:val="Prrafodelista"/>
+        <w:numPr>
+          <w:ilvl w:val="1"/>
+          <w:numId w:val="13"/>
+        </w:numPr>
+        <w:jc w:val="both"/>
+        <w:rPr>
+          <w:sz w:val="20"/>
+          <w:szCs w:val="20"/>
+        </w:rPr>
+      </w:pPr>
+      <w:r>
+        <w:rPr>
+          <w:sz w:val="20"/>
+          <w:szCs w:val="20"/>
+        </w:rPr>
+        <w:t>Riesgo de inconsistencias si no se valida bien la estructura desde el código</w:t>
+      </w:r>
+    </w:p>
+    <w:p>
+      <w:pPr>
+        <w:pStyle w:val="Prrafodelista"/>
+        <w:numPr>
+          <w:ilvl w:val="1"/>
+          <w:numId w:val="13"/>
+        </w:numPr>
+        <w:jc w:val="both"/>
+        <w:rPr>
+          <w:sz w:val="20"/>
+          <w:szCs w:val="20"/>
+        </w:rPr>
+      </w:pPr>
+      <w:r>
+        <w:rPr>
+          <w:sz w:val="20"/>
+          <w:szCs w:val="20"/>
+        </w:rPr>
+        <w:t>Es la base de datos NoSQL documental más usada</w:t>
+      </w:r>
+    </w:p>
+    <w:p>
+      <w:pPr>
+        <w:tabs>
+          <w:tab w:val="num" w:pos="1276"/>
+        </w:tabs>
+        <w:spacing w:after="0" w:line="240" w:lineRule="auto"/>
+        <w:jc w:val="both"/>
+        <w:rPr>
+          <w:sz w:val="20"/>
+          <w:szCs w:val="20"/>
+        </w:rPr>
+      </w:pPr>
+      <w:r>
+        <w:rPr>
+          <w:sz w:val="20"/>
+          <w:szCs w:val="20"/>
+        </w:rPr>
+        <w:t>Sistemas de caché y memoria</w:t>
+      </w:r>
+    </w:p>
+    <w:p>
+      <w:pPr>
+        <w:pStyle w:val="Prrafodelista"/>
+        <w:numPr>
+          <w:ilvl w:val="0"/>
+          <w:numId w:val="13"/>
+        </w:numPr>
+        <w:tabs>
+          <w:tab w:val="num" w:pos="1276"/>
+        </w:tabs>
+        <w:jc w:val="both"/>
+        <w:rPr>
+          <w:sz w:val="20"/>
+          <w:szCs w:val="20"/>
+        </w:rPr>
+      </w:pPr>
+      <w:r>
+        <w:rPr>
+          <w:sz w:val="20"/>
+          <w:szCs w:val="20"/>
+        </w:rPr>
+        <w:t>Redis</w:t>
+      </w:r>
+    </w:p>
+    <w:p>
+      <w:pPr>
+        <w:pStyle w:val="Prrafodelista"/>
+        <w:numPr>
+          <w:ilvl w:val="1"/>
+          <w:numId w:val="13"/>
+        </w:numPr>
+        <w:jc w:val="both"/>
+        <w:rPr>
+          <w:sz w:val="20"/>
+          <w:szCs w:val="20"/>
+        </w:rPr>
+      </w:pPr>
+      <w:r>
+        <w:rPr>
+          <w:sz w:val="20"/>
+          <w:szCs w:val="20"/>
+        </w:rPr>
+        <w:t>Base de datos en memoria RAM de tipo clave-valor</w:t>
+      </w:r>
+    </w:p>
+    <w:p>
+      <w:pPr>
+        <w:pStyle w:val="Prrafodelista"/>
+        <w:numPr>
+          <w:ilvl w:val="1"/>
+          <w:numId w:val="13"/>
+        </w:numPr>
+        <w:jc w:val="both"/>
+        <w:rPr>
+          <w:sz w:val="20"/>
+          <w:szCs w:val="20"/>
+        </w:rPr>
+      </w:pPr>
+      <w:r>
+        <w:rPr>
+          <w:sz w:val="20"/>
+          <w:szCs w:val="20"/>
+        </w:rPr>
+        <w:t xml:space="preserve">Tiempos de respuesta </w:t>
+      </w:r>
+      <w:proofErr w:type="spellStart"/>
+      <w:r>
+        <w:rPr>
+          <w:sz w:val="20"/>
+          <w:szCs w:val="20"/>
+        </w:rPr>
+        <w:t>sub-milisegundo</w:t>
+      </w:r>
+      <w:proofErr w:type="spellEnd"/>
+      <w:r>
+        <w:rPr>
+          <w:sz w:val="20"/>
+          <w:szCs w:val="20"/>
+        </w:rPr>
+        <w:t xml:space="preserve">. Indispensable para acelerar consultas a bases de datos, manejar sesiones </w:t>
+      </w:r>
+      <w:r>
+        <w:rPr>
+          <w:sz w:val="20"/>
+          <w:szCs w:val="20"/>
+        </w:rPr>
+        <w:t>y</w:t>
+      </w:r>
+      <w:r>
+        <w:rPr>
+          <w:sz w:val="20"/>
+          <w:szCs w:val="20"/>
+        </w:rPr>
+        <w:t xml:space="preserve"> limitar peticiones</w:t>
+      </w:r>
+    </w:p>
+    <w:p>
+      <w:pPr>
+        <w:pStyle w:val="Prrafodelista"/>
+        <w:numPr>
+          <w:ilvl w:val="1"/>
+          <w:numId w:val="13"/>
+        </w:numPr>
+        <w:jc w:val="both"/>
+        <w:rPr>
+          <w:sz w:val="20"/>
+          <w:szCs w:val="20"/>
+        </w:rPr>
+      </w:pPr>
+      <w:r>
+        <w:rPr>
+          <w:sz w:val="20"/>
+          <w:szCs w:val="20"/>
+        </w:rPr>
+        <w:t>Su capacidad está limitada por el precio de la memoria RAM</w:t>
+      </w:r>
+    </w:p>
+    <w:p>
+      <w:pPr>
+        <w:pStyle w:val="Prrafodelista"/>
+        <w:numPr>
+          <w:ilvl w:val="1"/>
+          <w:numId w:val="13"/>
+        </w:numPr>
+        <w:jc w:val="both"/>
+        <w:rPr>
+          <w:sz w:val="20"/>
+          <w:szCs w:val="20"/>
+        </w:rPr>
+      </w:pPr>
+      <w:r>
+        <w:rPr>
+          <w:sz w:val="20"/>
+          <w:szCs w:val="20"/>
+        </w:rPr>
+        <w:t>Estándar universal de la industria</w:t>
+      </w:r>
+    </w:p>
+    <w:p>
+      <w:pPr>
+        <w:tabs>
+          <w:tab w:val="num" w:pos="1276"/>
+        </w:tabs>
+        <w:spacing w:after="0" w:line="240" w:lineRule="auto"/>
+        <w:jc w:val="both"/>
+        <w:rPr>
+          <w:sz w:val="20"/>
+          <w:szCs w:val="20"/>
+        </w:rPr>
+      </w:pPr>
+      <w:r>
+        <w:rPr>
+          <w:sz w:val="20"/>
+          <w:szCs w:val="20"/>
+        </w:rPr>
+        <w:t>Otros</w:t>
+      </w:r>
+    </w:p>
+    <w:p>
+      <w:pPr>
+        <w:pStyle w:val="Prrafodelista"/>
+        <w:numPr>
+          <w:ilvl w:val="0"/>
+          <w:numId w:val="13"/>
+        </w:numPr>
+        <w:tabs>
+          <w:tab w:val="num" w:pos="1276"/>
+        </w:tabs>
+        <w:jc w:val="both"/>
+        <w:rPr>
+          <w:sz w:val="20"/>
+          <w:szCs w:val="20"/>
+        </w:rPr>
+      </w:pPr>
+      <w:r>
+        <w:rPr>
+          <w:sz w:val="20"/>
+          <w:szCs w:val="20"/>
+        </w:rPr>
+        <w:t>Meta-Frameworks (Server-Side Rendering)</w:t>
+      </w:r>
+    </w:p>
+    <w:p>
+      <w:pPr>
+        <w:pStyle w:val="Prrafodelista"/>
+        <w:numPr>
+          <w:ilvl w:val="1"/>
+          <w:numId w:val="13"/>
+        </w:numPr>
+        <w:jc w:val="both"/>
+        <w:rPr>
+          <w:sz w:val="20"/>
+          <w:szCs w:val="20"/>
+        </w:rPr>
+      </w:pPr>
+      <w:r>
+        <w:rPr>
+          <w:sz w:val="20"/>
+          <w:szCs w:val="20"/>
+        </w:rPr>
+        <w:t>Next.js (</w:t>
+      </w:r>
+      <w:proofErr w:type="spellStart"/>
+      <w:r>
+        <w:rPr>
+          <w:sz w:val="20"/>
+          <w:szCs w:val="20"/>
+        </w:rPr>
+        <w:t>React</w:t>
+      </w:r>
+      <w:proofErr w:type="spellEnd"/>
+      <w:r>
+        <w:rPr>
+          <w:sz w:val="20"/>
+          <w:szCs w:val="20"/>
+        </w:rPr>
+        <w:t xml:space="preserve"> / </w:t>
+      </w:r>
+      <w:proofErr w:type="spellStart"/>
+      <w:r>
+        <w:rPr>
+          <w:sz w:val="20"/>
+          <w:szCs w:val="20"/>
+        </w:rPr>
+        <w:t>TypeScript</w:t>
+      </w:r>
+      <w:proofErr w:type="spellEnd"/>
+      <w:r>
+        <w:rPr>
+          <w:sz w:val="20"/>
+          <w:szCs w:val="20"/>
+        </w:rPr>
+        <w:t>)</w:t>
+      </w:r>
+    </w:p>
+    <w:p>
+      <w:pPr>
+        <w:pStyle w:val="Prrafodelista"/>
+        <w:numPr>
+          <w:ilvl w:val="1"/>
+          <w:numId w:val="13"/>
+        </w:numPr>
+        <w:jc w:val="both"/>
+        <w:rPr>
+          <w:sz w:val="20"/>
+          <w:szCs w:val="20"/>
+        </w:rPr>
+      </w:pPr>
+      <w:r>
+        <w:rPr>
+          <w:sz w:val="20"/>
+          <w:szCs w:val="20"/>
+        </w:rPr>
+        <w:t xml:space="preserve">Une el </w:t>
+      </w:r>
+      <w:proofErr w:type="spellStart"/>
+      <w:r>
+        <w:rPr>
+          <w:sz w:val="20"/>
+          <w:szCs w:val="20"/>
+        </w:rPr>
+        <w:t>Frontend</w:t>
+      </w:r>
+      <w:proofErr w:type="spellEnd"/>
+      <w:r>
+        <w:rPr>
+          <w:sz w:val="20"/>
+          <w:szCs w:val="20"/>
+        </w:rPr>
+        <w:t xml:space="preserve"> de </w:t>
+      </w:r>
+      <w:proofErr w:type="spellStart"/>
+      <w:r>
+        <w:rPr>
+          <w:sz w:val="20"/>
+          <w:szCs w:val="20"/>
+        </w:rPr>
+        <w:t>React</w:t>
+      </w:r>
+      <w:proofErr w:type="spellEnd"/>
+      <w:r>
+        <w:rPr>
+          <w:sz w:val="20"/>
+          <w:szCs w:val="20"/>
+        </w:rPr>
+        <w:t xml:space="preserve"> con el </w:t>
+      </w:r>
+      <w:proofErr w:type="spellStart"/>
+      <w:r>
+        <w:rPr>
+          <w:sz w:val="20"/>
+          <w:szCs w:val="20"/>
+        </w:rPr>
+        <w:t>Backend</w:t>
+      </w:r>
+      <w:proofErr w:type="spellEnd"/>
+      <w:r>
+        <w:rPr>
+          <w:sz w:val="20"/>
+          <w:szCs w:val="20"/>
+        </w:rPr>
+        <w:t xml:space="preserve"> en Node.js en un solo proyecto, ejecutando renderizado en el servidor </w:t>
+      </w:r>
+    </w:p>
+    <w:p>
+      <w:pPr>
+        <w:pStyle w:val="Prrafodelista"/>
+        <w:numPr>
+          <w:ilvl w:val="1"/>
+          <w:numId w:val="13"/>
+        </w:numPr>
+        <w:jc w:val="both"/>
+        <w:rPr>
+          <w:sz w:val="20"/>
+          <w:szCs w:val="20"/>
+        </w:rPr>
+      </w:pPr>
+      <w:r>
+        <w:rPr>
+          <w:sz w:val="20"/>
+          <w:szCs w:val="20"/>
+        </w:rPr>
+        <w:t>Excelente posicionamiento en motores de búsqueda y velocidad de carga ultrarrápid</w:t>
+      </w:r>
+      <w:r>
+        <w:rPr>
+          <w:sz w:val="20"/>
+          <w:szCs w:val="20"/>
+        </w:rPr>
+        <w:t>a</w:t>
+      </w:r>
+    </w:p>
+    <w:p>
+      <w:pPr>
+        <w:pStyle w:val="Prrafodelista"/>
+        <w:numPr>
+          <w:ilvl w:val="1"/>
+          <w:numId w:val="13"/>
+        </w:numPr>
+        <w:jc w:val="both"/>
+        <w:rPr>
+          <w:sz w:val="20"/>
+          <w:szCs w:val="20"/>
+        </w:rPr>
+      </w:pPr>
+      <w:r>
+        <w:rPr>
+          <w:sz w:val="20"/>
+          <w:szCs w:val="20"/>
+        </w:rPr>
+        <w:t>Complejidad arquitectónica al mezclar qué código corre en el servidor y cuál en el navegador</w:t>
+      </w:r>
+    </w:p>
+    <w:p>
+      <w:pPr>
+        <w:pStyle w:val="Prrafodelista"/>
+        <w:numPr>
+          <w:ilvl w:val="1"/>
+          <w:numId w:val="13"/>
+        </w:numPr>
+        <w:jc w:val="both"/>
+        <w:rPr>
+          <w:sz w:val="20"/>
+          <w:szCs w:val="20"/>
+        </w:rPr>
+      </w:pPr>
+      <w:r>
+        <w:rPr>
+          <w:sz w:val="20"/>
+          <w:szCs w:val="20"/>
+        </w:rPr>
+        <w:t>Dominante absoluta</w:t>
+      </w:r>
+      <w:r>
+        <w:rPr>
+          <w:sz w:val="20"/>
+          <w:szCs w:val="20"/>
+        </w:rPr>
+        <w:t xml:space="preserve"> en el ecosistema </w:t>
+      </w:r>
+      <w:proofErr w:type="spellStart"/>
+      <w:r>
+        <w:rPr>
+          <w:sz w:val="20"/>
+          <w:szCs w:val="20"/>
+        </w:rPr>
+        <w:t>React</w:t>
+      </w:r>
+      <w:proofErr w:type="spellEnd"/>
+    </w:p>
+    <w:p>
+      <w:pPr>
+        <w:pStyle w:val="Prrafodelista"/>
+        <w:numPr>
+          <w:ilvl w:val="0"/>
+          <w:numId w:val="13"/>
+        </w:numPr>
+        <w:jc w:val="both"/>
+        <w:rPr>
+          <w:sz w:val="20"/>
+          <w:szCs w:val="20"/>
+        </w:rPr>
+      </w:pPr>
+      <w:r>
+        <w:rPr>
+          <w:sz w:val="20"/>
+          <w:szCs w:val="20"/>
+        </w:rPr>
+        <w:t>Contenedores e Infraestructura</w:t>
+      </w:r>
+    </w:p>
+    <w:p>
+      <w:pPr>
+        <w:pStyle w:val="Prrafodelista"/>
+        <w:numPr>
+          <w:ilvl w:val="1"/>
+          <w:numId w:val="13"/>
+        </w:numPr>
+        <w:jc w:val="both"/>
+        <w:rPr>
+          <w:sz w:val="20"/>
+          <w:szCs w:val="20"/>
+        </w:rPr>
+      </w:pPr>
+      <w:r>
+        <w:rPr>
+          <w:sz w:val="20"/>
+          <w:szCs w:val="20"/>
+        </w:rPr>
+        <w:t>Docker</w:t>
+      </w:r>
+    </w:p>
+    <w:p>
+      <w:pPr>
+        <w:pStyle w:val="Prrafodelista"/>
+        <w:numPr>
+          <w:ilvl w:val="1"/>
+          <w:numId w:val="13"/>
+        </w:numPr>
+        <w:jc w:val="both"/>
+        <w:rPr>
+          <w:sz w:val="20"/>
+          <w:szCs w:val="20"/>
+        </w:rPr>
+      </w:pPr>
+      <w:r>
+        <w:rPr>
+          <w:sz w:val="20"/>
+          <w:szCs w:val="20"/>
+        </w:rPr>
+        <w:t>Empaqueta la aplicación web y todas sus dependencias en un contenedor aislado.</w:t>
+      </w:r>
+    </w:p>
+    <w:p>
+      <w:pPr>
+        <w:pStyle w:val="Prrafodelista"/>
+        <w:numPr>
+          <w:ilvl w:val="1"/>
+          <w:numId w:val="13"/>
+        </w:numPr>
+        <w:jc w:val="both"/>
+        <w:rPr>
+          <w:sz w:val="20"/>
+          <w:szCs w:val="20"/>
+        </w:rPr>
+      </w:pPr>
+      <w:r>
+        <w:rPr>
+          <w:sz w:val="20"/>
+          <w:szCs w:val="20"/>
+        </w:rPr>
+        <w:t>Elimina el problema de "en mi ordenador sí funcionaba"; simplifica el despliegue en la nube (AWS, Google Cloud, Azure)</w:t>
+      </w:r>
+    </w:p>
+    <w:p>
+      <w:pPr>
+        <w:pStyle w:val="Prrafodelista"/>
+        <w:numPr>
+          <w:ilvl w:val="1"/>
+          <w:numId w:val="13"/>
+        </w:numPr>
+        <w:jc w:val="both"/>
+        <w:rPr>
+          <w:sz w:val="20"/>
+          <w:szCs w:val="20"/>
+        </w:rPr>
+      </w:pPr>
+      <w:r>
+        <w:rPr>
+          <w:sz w:val="20"/>
+          <w:szCs w:val="20"/>
+        </w:rPr>
+        <w:t>Requiere curva de aprendizaje para la gestión de infraestructura (DevOps)</w:t>
+      </w:r>
+    </w:p>
+    <w:p>
+      <w:pPr>
+        <w:pStyle w:val="Prrafodelista"/>
+        <w:numPr>
+          <w:ilvl w:val="1"/>
+          <w:numId w:val="13"/>
+        </w:numPr>
+        <w:jc w:val="both"/>
+        <w:rPr>
+          <w:sz w:val="20"/>
+          <w:szCs w:val="20"/>
+        </w:rPr>
+      </w:pPr>
+      <w:r>
+        <w:rPr>
+          <w:sz w:val="20"/>
+          <w:szCs w:val="20"/>
+        </w:rPr>
+        <w:t>Es la herramienta de infraestructura y contenedores más utilizada a nivel global</w:t>
       </w:r>
     </w:p>
     <w:p>
@@ -998,8 +2598,17 @@
           <w:sz w:val="20"/>
           <w:szCs w:val="20"/>
         </w:rPr>
-        <w:t xml:space="preserve"> Apache Tomcat y WildFly</w:t>
-      </w:r>
+        <w:t xml:space="preserve"> Apache Tomcat y </w:t>
+      </w:r>
+      <w:proofErr w:type="spellStart"/>
+      <w:r>
+        <w:rPr>
+          <w:sz w:val="20"/>
+          <w:szCs w:val="20"/>
+        </w:rPr>
+        <w:t>WildFly</w:t>
+      </w:r>
+      <w:proofErr w:type="spellEnd"/>
     </w:p>
     <w:p>
       <w:pPr>
@@ -1033,6 +2642,7 @@
         </w:rPr>
         <w:t xml:space="preserve"> XAMPP y </w:t>
       </w:r>
+      <w:proofErr w:type="spellStart"/>
       <w:r>
         <w:rPr>
           <w:sz w:val="20"/>
@@ -1041,6 +2651,7 @@
         </w:rPr>
         <w:t>Laragon</w:t>
       </w:r>
+      <w:proofErr w:type="spellEnd"/>
     </w:p>
     <w:p>
       <w:pPr>
@@ -1125,7 +2736,23 @@
           <w:sz w:val="20"/>
           <w:szCs w:val="20"/>
         </w:rPr>
-        <w:t xml:space="preserve"> (por ejemplo: WordPress, Moodle, Nextcloud u otra que te interese) e investiga:</w:t>
+        <w:t xml:space="preserve"> (por ejemplo: WordPress, Moodle, </w:t>
+      </w:r>
+      <w:proofErr w:type="spellStart"/>
+      <w:r>
+        <w:rPr>
+          <w:sz w:val="20"/>
+          <w:szCs w:val="20"/>
+        </w:rPr>
+        <w:t>Nextcloud</w:t>
+      </w:r>
+      <w:proofErr w:type="spellEnd"/>
+      <w:r>
+        <w:rPr>
+          <w:sz w:val="20"/>
+          <w:szCs w:val="20"/>
+        </w:rPr>
+        <w:t xml:space="preserve"> u otra que te interese) e investiga:</w:t>
       </w:r>
     </w:p>
     <w:p>
@@ -1151,7 +2778,23 @@
           <w:sz w:val="20"/>
           <w:szCs w:val="20"/>
         </w:rPr>
-        <w:t>Requisitos de despliegue: Servidor web recomendado (Apache, Nginx, Tomcat, etc.). Lenguaje de programación y versión necesaria.</w:t>
+        <w:t xml:space="preserve">Requisitos de despliegue: Servidor web recomendado (Apache, </w:t>
+      </w:r>
+      <w:proofErr w:type="spellStart"/>
+      <w:r>
+        <w:rPr>
+          <w:sz w:val="20"/>
+          <w:szCs w:val="20"/>
+        </w:rPr>
+        <w:t>Nginx</w:t>
+      </w:r>
+      <w:proofErr w:type="spellEnd"/>
+      <w:r>
+        <w:rPr>
+          <w:sz w:val="20"/>
+          <w:szCs w:val="20"/>
+        </w:rPr>
+        <w:t>, Tomcat, etc.). Lenguaje de programación y versión necesaria.</w:t>
       </w:r>
       <w:r>
         <w:rPr>
@@ -1179,7 +2822,23 @@
           <w:sz w:val="20"/>
           <w:szCs w:val="20"/>
         </w:rPr>
-        <w:t xml:space="preserve"> etc).</w:t>
+        <w:t xml:space="preserve"> </w:t>
+      </w:r>
+      <w:proofErr w:type="spellStart"/>
+      <w:r>
+        <w:rPr>
+          <w:sz w:val="20"/>
+          <w:szCs w:val="20"/>
+        </w:rPr>
+        <w:t>etc</w:t>
+      </w:r>
+      <w:proofErr w:type="spellEnd"/>
+      <w:r>
+        <w:rPr>
+          <w:sz w:val="20"/>
+          <w:szCs w:val="20"/>
+        </w:rPr>
+        <w:t>).</w:t>
       </w:r>
     </w:p>
     <w:p>
@@ -1230,6 +2889,7 @@
           <w:sz w:val="20"/>
           <w:szCs w:val="20"/>
         </w:rPr>
+        <w:lastRenderedPageBreak/>
         <w:t>Opciones en la nube (Identifica al menos una plataforma de tipo IaaS y otra de tipo PaaS donde se pueda desplegar)</w:t>
       </w:r>
       <w:r>
@@ -1282,8 +2942,17 @@
           <w:sz w:val="20"/>
           <w:szCs w:val="20"/>
         </w:rPr>
-        <w:t>La aplicación es Odoo</w:t>
-      </w:r>
+        <w:t xml:space="preserve">La aplicación es </w:t>
+      </w:r>
+      <w:proofErr w:type="spellStart"/>
+      <w:r>
+        <w:rPr>
+          <w:sz w:val="20"/>
+          <w:szCs w:val="20"/>
+        </w:rPr>
+        <w:t>Odoo</w:t>
+      </w:r>
+      <w:proofErr w:type="spellEnd"/>
       <w:r>
         <w:rPr>
           <w:sz w:val="20"/>
@@ -1317,7 +2986,23 @@
           <w:sz w:val="20"/>
           <w:szCs w:val="20"/>
         </w:rPr>
-        <w:t>se usa Nginx como servidor web, usa Python 3 y la base de datos que usa es PostgreSQL</w:t>
+        <w:t xml:space="preserve">se usa </w:t>
+      </w:r>
+      <w:proofErr w:type="spellStart"/>
+      <w:r>
+        <w:rPr>
+          <w:sz w:val="20"/>
+          <w:szCs w:val="20"/>
+        </w:rPr>
+        <w:t>Nginx</w:t>
+      </w:r>
+      <w:proofErr w:type="spellEnd"/>
+      <w:r>
+        <w:rPr>
+          <w:sz w:val="20"/>
+          <w:szCs w:val="20"/>
+        </w:rPr>
+        <w:t xml:space="preserve"> como servidor web, usa Python 3 y la base de datos que usa es PostgreSQL</w:t>
       </w:r>
     </w:p>
     <w:p>
@@ -1333,16 +3018,150 @@
           <w:szCs w:val="20"/>
         </w:rPr>
       </w:pPr>
-      <w:hyperlink r:id="rId11" w:history="1">
-        <w:r>
-          <w:rPr>
-            <w:rStyle w:val="Hipervnculo"/>
-            <w:sz w:val="20"/>
-            <w:szCs w:val="20"/>
-          </w:rPr>
-          <w:t>https://fundamentos-de-desarrollo-en-odoo.readthedocs.io/capitulos/comenzando-con-odoo.html</w:t>
-        </w:r>
-      </w:hyperlink>
+      <w:r>
+        <w:rPr>
+          <w:sz w:val="20"/>
+          <w:szCs w:val="20"/>
+        </w:rPr>
+        <w:t xml:space="preserve">Para instalarla en Windows debes descargar el </w:t>
+      </w:r>
+      <w:proofErr w:type="spellStart"/>
+      <w:r>
+        <w:rPr>
+          <w:sz w:val="20"/>
+          <w:szCs w:val="20"/>
+        </w:rPr>
+        <w:t>el</w:t>
+      </w:r>
+      <w:proofErr w:type="spellEnd"/>
+      <w:r>
+        <w:rPr>
+          <w:sz w:val="20"/>
+          <w:szCs w:val="20"/>
+        </w:rPr>
+        <w:t xml:space="preserve"> instalador de nuestro servidor </w:t>
+      </w:r>
+      <w:proofErr w:type="spellStart"/>
+      <w:r>
+        <w:rPr>
+          <w:sz w:val="20"/>
+          <w:szCs w:val="20"/>
+        </w:rPr>
+        <w:t>nightly</w:t>
+      </w:r>
+      <w:proofErr w:type="spellEnd"/>
+      <w:r>
+        <w:rPr>
+          <w:sz w:val="20"/>
+          <w:szCs w:val="20"/>
+        </w:rPr>
+        <w:t xml:space="preserve"> (solo en </w:t>
+      </w:r>
+      <w:proofErr w:type="spellStart"/>
+      <w:r>
+        <w:rPr>
+          <w:sz w:val="20"/>
+          <w:szCs w:val="20"/>
+        </w:rPr>
+        <w:t>Community</w:t>
+      </w:r>
+      <w:proofErr w:type="spellEnd"/>
+      <w:r>
+        <w:rPr>
+          <w:sz w:val="20"/>
+          <w:szCs w:val="20"/>
+        </w:rPr>
+        <w:t xml:space="preserve">) o el instalador Windows desde la página de </w:t>
+      </w:r>
+      <w:proofErr w:type="spellStart"/>
+      <w:r>
+        <w:rPr>
+          <w:sz w:val="20"/>
+          <w:szCs w:val="20"/>
+        </w:rPr>
+        <w:t>download</w:t>
+      </w:r>
+      <w:proofErr w:type="spellEnd"/>
+      <w:r>
+        <w:rPr>
+          <w:sz w:val="20"/>
+          <w:szCs w:val="20"/>
+        </w:rPr>
+        <w:t xml:space="preserve"> (cualquier edición).</w:t>
+      </w:r>
+      <w:r>
+        <w:rPr>
+          <w:sz w:val="20"/>
+          <w:szCs w:val="20"/>
+        </w:rPr>
+        <w:t xml:space="preserve"> Luego debes ejecutar el archivo. A continuación, debes aceptar el </w:t>
+      </w:r>
+      <w:proofErr w:type="spellStart"/>
+      <w:r>
+        <w:rPr>
+          <w:sz w:val="20"/>
+          <w:szCs w:val="20"/>
+        </w:rPr>
+        <w:t>prompt</w:t>
+      </w:r>
+      <w:proofErr w:type="spellEnd"/>
+      <w:r>
+        <w:rPr>
+          <w:sz w:val="20"/>
+          <w:szCs w:val="20"/>
+        </w:rPr>
+        <w:t xml:space="preserve"> UAC y pasar por los diferentes pasos de instalación. Por último, </w:t>
+      </w:r>
+      <w:proofErr w:type="spellStart"/>
+      <w:r>
+        <w:rPr>
+          <w:sz w:val="20"/>
+          <w:szCs w:val="20"/>
+        </w:rPr>
+        <w:t>Odoo</w:t>
+      </w:r>
+      <w:proofErr w:type="spellEnd"/>
+      <w:r>
+        <w:rPr>
+          <w:sz w:val="20"/>
+          <w:szCs w:val="20"/>
+        </w:rPr>
+        <w:t xml:space="preserve"> se ejecutará automáticamente cuando la instalación finalice.</w:t>
+      </w:r>
+    </w:p>
+    <w:p>
+      <w:pPr>
+        <w:pStyle w:val="Prrafodelista"/>
+        <w:jc w:val="both"/>
+        <w:rPr>
+          <w:sz w:val="20"/>
+          <w:szCs w:val="20"/>
+        </w:rPr>
+      </w:pPr>
+      <w:r>
+        <w:rPr>
+          <w:sz w:val="20"/>
+          <w:szCs w:val="20"/>
+        </w:rPr>
+        <w:t>A la hora de configurar la red usas el puerto por defecto, el 8072.</w:t>
+      </w:r>
+    </w:p>
+    <w:p>
+      <w:pPr>
+        <w:pStyle w:val="Prrafodelista"/>
+        <w:jc w:val="both"/>
+        <w:rPr>
+          <w:sz w:val="20"/>
+          <w:szCs w:val="20"/>
+        </w:rPr>
+      </w:pPr>
+      <w:r>
+        <w:rPr>
+          <w:sz w:val="20"/>
+          <w:szCs w:val="20"/>
+        </w:rPr>
+        <w:t>Por último, las medidas de seguridad son acordarse de la contraseña maestra y gestionar usuarios y los roles.</w:t>
+      </w:r>
     </w:p>
     <w:p>
       <w:pPr>
@@ -1355,6 +3174,128 @@
         <w:rPr>
           <w:sz w:val="20"/>
           <w:szCs w:val="20"/>
+        </w:rPr>
+      </w:pPr>
+      <w:r>
+        <w:rPr>
+          <w:sz w:val="20"/>
+          <w:szCs w:val="20"/>
+        </w:rPr>
+        <w:t xml:space="preserve">Si se utiliza AWS (plataforma tipo IaaS) </w:t>
+      </w:r>
+      <w:r>
+        <w:rPr>
+          <w:sz w:val="20"/>
+          <w:szCs w:val="20"/>
+        </w:rPr>
+        <w:t>es gratuito ya que</w:t>
+      </w:r>
+      <w:r>
+        <w:rPr>
+          <w:sz w:val="20"/>
+          <w:szCs w:val="20"/>
+        </w:rPr>
+        <w:t xml:space="preserve"> vas a utilizar </w:t>
+      </w:r>
+      <w:proofErr w:type="spellStart"/>
+      <w:r>
+        <w:rPr>
+          <w:sz w:val="20"/>
+          <w:szCs w:val="20"/>
+        </w:rPr>
+        <w:t>Odoo</w:t>
+      </w:r>
+      <w:proofErr w:type="spellEnd"/>
+      <w:r>
+        <w:rPr>
+          <w:sz w:val="20"/>
+          <w:szCs w:val="20"/>
+        </w:rPr>
+        <w:t xml:space="preserve"> </w:t>
+      </w:r>
+      <w:proofErr w:type="spellStart"/>
+      <w:r>
+        <w:rPr>
+          <w:sz w:val="20"/>
+          <w:szCs w:val="20"/>
+        </w:rPr>
+        <w:t>Community</w:t>
+      </w:r>
+      <w:proofErr w:type="spellEnd"/>
+      <w:r>
+        <w:rPr>
+          <w:sz w:val="20"/>
+          <w:szCs w:val="20"/>
+        </w:rPr>
+        <w:t>. Si utilizas Odoo.sh (plataforma tipo PaaS)</w:t>
+      </w:r>
+      <w:r>
+        <w:rPr>
+          <w:sz w:val="20"/>
+          <w:szCs w:val="20"/>
+        </w:rPr>
+        <w:t xml:space="preserve"> </w:t>
+      </w:r>
+      <w:r>
+        <w:rPr>
+          <w:sz w:val="20"/>
+          <w:szCs w:val="20"/>
+        </w:rPr>
+        <w:t xml:space="preserve">utilizas </w:t>
+      </w:r>
+      <w:proofErr w:type="spellStart"/>
+      <w:r>
+        <w:rPr>
+          <w:sz w:val="20"/>
+          <w:szCs w:val="20"/>
+        </w:rPr>
+        <w:t>Odoo</w:t>
+      </w:r>
+      <w:proofErr w:type="spellEnd"/>
+      <w:r>
+        <w:rPr>
+          <w:sz w:val="20"/>
+          <w:szCs w:val="20"/>
+        </w:rPr>
+        <w:t xml:space="preserve"> Enterprise</w:t>
+      </w:r>
+      <w:r>
+        <w:rPr>
+          <w:sz w:val="20"/>
+          <w:szCs w:val="20"/>
+        </w:rPr>
+        <w:t xml:space="preserve"> que requiere pago de licencias de usuario ya que trabajas</w:t>
+      </w:r>
+      <w:r>
+        <w:rPr>
+          <w:sz w:val="20"/>
+          <w:szCs w:val="20"/>
+        </w:rPr>
+        <w:t xml:space="preserve"> con desarrollo de módulos a medida y </w:t>
+      </w:r>
+      <w:r>
+        <w:rPr>
+          <w:sz w:val="20"/>
+          <w:szCs w:val="20"/>
+        </w:rPr>
+        <w:t>reduciendo</w:t>
+      </w:r>
+      <w:r>
+        <w:rPr>
+          <w:sz w:val="20"/>
+          <w:szCs w:val="20"/>
+        </w:rPr>
+        <w:t xml:space="preserve"> el trabajo de administración técnica, automatizando despliegues y respaldos directamente con GitHub.</w:t>
+      </w:r>
+    </w:p>
+    <w:p>
+      <w:pPr>
+        <w:pStyle w:val="Prrafodelista"/>
+        <w:jc w:val="both"/>
+        <w:rPr>
+          <w:sz w:val="20"/>
+          <w:szCs w:val="20"/>
+          <w:u w:val="single"/>
         </w:rPr>
       </w:pPr>
     </w:p>
@@ -1577,8 +3518,9 @@
           <w:szCs w:val="20"/>
           <w:lang w:val="en-GB" w:eastAsia="es-ES"/>
         </w:rPr>
-        <w:t>Empresas como Rload Studio, Pinchaaqui.es, Bake20 Digital Agency, Tribal Worldwide S</w:t>
-      </w:r>
+        <w:t xml:space="preserve">Empresas </w:t>
+      </w:r>
+      <w:proofErr w:type="spellStart"/>
       <w:r>
         <w:rPr>
           <w:rFonts w:eastAsia="Times New Roman" w:cstheme="minorHAnsi"/>
@@ -1587,7 +3529,72 @@
           <w:szCs w:val="20"/>
           <w:lang w:val="en-GB" w:eastAsia="es-ES"/>
         </w:rPr>
-        <w:t>pain, Lemon Makers, Clapfy, etc.</w:t>
+        <w:t>como</w:t>
+      </w:r>
+      <w:proofErr w:type="spellEnd"/>
+      <w:r>
+        <w:rPr>
+          <w:rFonts w:eastAsia="Times New Roman" w:cstheme="minorHAnsi"/>
+          <w:color w:val="333333"/>
+          <w:sz w:val="20"/>
+          <w:szCs w:val="20"/>
+          <w:lang w:val="en-GB" w:eastAsia="es-ES"/>
+        </w:rPr>
+        <w:t xml:space="preserve"> </w:t>
+      </w:r>
+      <w:proofErr w:type="spellStart"/>
+      <w:r>
+        <w:rPr>
+          <w:rFonts w:eastAsia="Times New Roman" w:cstheme="minorHAnsi"/>
+          <w:color w:val="333333"/>
+          <w:sz w:val="20"/>
+          <w:szCs w:val="20"/>
+          <w:lang w:val="en-GB" w:eastAsia="es-ES"/>
+        </w:rPr>
+        <w:t>Rload</w:t>
+      </w:r>
+      <w:proofErr w:type="spellEnd"/>
+      <w:r>
+        <w:rPr>
+          <w:rFonts w:eastAsia="Times New Roman" w:cstheme="minorHAnsi"/>
+          <w:color w:val="333333"/>
+          <w:sz w:val="20"/>
+          <w:szCs w:val="20"/>
+          <w:lang w:val="en-GB" w:eastAsia="es-ES"/>
+        </w:rPr>
+        <w:t xml:space="preserve"> Studio, Pinchaaqui.es, Bake20 Digital Agency, Tribal Worldwide S</w:t>
+      </w:r>
+      <w:r>
+        <w:rPr>
+          <w:rFonts w:eastAsia="Times New Roman" w:cstheme="minorHAnsi"/>
+          <w:color w:val="333333"/>
+          <w:sz w:val="20"/>
+          <w:szCs w:val="20"/>
+          <w:lang w:val="en-GB" w:eastAsia="es-ES"/>
+        </w:rPr>
+        <w:t xml:space="preserve">pain, Lemon Makers, </w:t>
+      </w:r>
+      <w:proofErr w:type="spellStart"/>
+      <w:r>
+        <w:rPr>
+          <w:rFonts w:eastAsia="Times New Roman" w:cstheme="minorHAnsi"/>
+          <w:color w:val="333333"/>
+          <w:sz w:val="20"/>
+          <w:szCs w:val="20"/>
+          <w:lang w:val="en-GB" w:eastAsia="es-ES"/>
+        </w:rPr>
+        <w:t>Clapfy</w:t>
+      </w:r>
+      <w:proofErr w:type="spellEnd"/>
+      <w:r>
+        <w:rPr>
+          <w:rFonts w:eastAsia="Times New Roman" w:cstheme="minorHAnsi"/>
+          <w:color w:val="333333"/>
+          <w:sz w:val="20"/>
+          <w:szCs w:val="20"/>
+          <w:lang w:val="en-GB" w:eastAsia="es-ES"/>
+        </w:rPr>
+        <w:t>, etc.</w:t>
       </w:r>
     </w:p>
     <w:p>
@@ -1638,7 +3645,29 @@
           <w:szCs w:val="20"/>
           <w:lang w:eastAsia="es-ES"/>
         </w:rPr>
-        <w:t>https://www.e-proyecta.es/blog/mejorar-la-usabilidad-web.html</w:t>
+        <w:t xml:space="preserve">Apostar por un diseño fácil e intuitivo, cumplir con los estándares de accesibilidad, hacer que los enlaces sean reconocibles, aplicar la regla “menos es más” en el menú de navegación, facilitar la navegación entre enlaces, minimizar el número de clics, optimizar los tiempos de carga, garantizar un diseño multiplataforma y responsive y controlar la longitud de </w:t>
+      </w:r>
+      <w:proofErr w:type="spellStart"/>
+      <w:r>
+        <w:rPr>
+          <w:rFonts w:eastAsia="Times New Roman" w:cstheme="minorHAnsi"/>
+          <w:color w:val="333333"/>
+          <w:sz w:val="20"/>
+          <w:szCs w:val="20"/>
+          <w:lang w:eastAsia="es-ES"/>
+        </w:rPr>
+        <w:t>scroll</w:t>
+      </w:r>
+      <w:proofErr w:type="spellEnd"/>
+      <w:r>
+        <w:rPr>
+          <w:rFonts w:eastAsia="Times New Roman" w:cstheme="minorHAnsi"/>
+          <w:color w:val="333333"/>
+          <w:sz w:val="20"/>
+          <w:szCs w:val="20"/>
+          <w:lang w:eastAsia="es-ES"/>
+        </w:rPr>
+        <w:t>.</w:t>
       </w:r>
     </w:p>
     <w:p>
@@ -1691,13 +3720,29 @@
         <w:rPr>
           <w:rFonts w:cstheme="minorHAnsi"/>
         </w:rPr>
-        <w:t>Renombra el fichero Word para que incluya también tu nombre y súbelo a la actividad correspondiente del Teams</w:t>
-      </w:r>
+        <w:t xml:space="preserve">Renombra el fichero Word para que incluya también tu nombre y súbelo a la actividad correspondiente del </w:t>
+      </w:r>
+      <w:proofErr w:type="spellStart"/>
+      <w:r>
+        <w:rPr>
+          <w:rFonts w:cstheme="minorHAnsi"/>
+        </w:rPr>
+        <w:t>Teams</w:t>
+      </w:r>
+      <w:proofErr w:type="spellEnd"/>
       <w:r>
         <w:t>.</w:t>
       </w:r>
       <w:r>
-        <w:t xml:space="preserve"> También puedes subirlo en pdf si lo prefieres. </w:t>
+        <w:t xml:space="preserve"> También puedes subirlo en </w:t>
+      </w:r>
+      <w:proofErr w:type="spellStart"/>
+      <w:r>
+        <w:t>pdf</w:t>
+      </w:r>
+      <w:proofErr w:type="spellEnd"/>
+      <w:r>
+        <w:t xml:space="preserve"> si lo prefieres. </w:t>
       </w:r>
     </w:p>
     <w:sectPr>
@@ -1763,6 +3808,530 @@
 <file path=word/numbering.xml><?xml version="1.0" encoding="utf-8"?>
 <w:numbering xmlns:wpc="http://schemas.microsoft.com/office/word/2010/wordprocessingCanvas" xmlns:cx="http://schemas.microsoft.com/office/drawing/2014/chartex" xmlns:cx1="http://schemas.microsoft.com/office/drawing/2015/9/8/chartex" xmlns:cx2="http://schemas.microsoft.com/office/drawing/2015/10/21/chartex" xmlns:cx3="http://schemas.microsoft.com/office/drawing/2016/5/9/chartex" xmlns:cx4="http://schemas.microsoft.com/office/drawing/2016/5/10/chartex" xmlns:cx5="http://schemas.microsoft.com/office/drawing/2016/5/11/chartex" xmlns:cx6="http://schemas.microsoft.com/office/drawing/2016/5/12/chartex" xmlns:cx7="http://schemas.microsoft.com/office/drawing/2016/5/13/chartex" xmlns:cx8="http://schemas.microsoft.com/office/drawing/2016/5/14/chartex" xmlns:mc="http://schemas.openxmlformats.org/markup-compatibility/2006" xmlns:aink="http://schemas.microsoft.com/office/drawing/2016/ink" xmlns:am3d="http://schemas.microsoft.com/office/drawing/2017/model3d" xmlns:o="urn:schemas-microsoft-com:office:office" xmlns:oel="http://schemas.microsoft.com/office/2019/extlst" xmlns:r="http://schemas.openxmlformats.org/officeDocument/2006/relationships" xmlns:m="http://schemas.openxmlformats.org/officeDocument/2006/math" xmlns:v="urn:schemas-microsoft-com:vml" xmlns:wp14="http://schemas.microsoft.com/office/word/2010/wordprocessingDrawing" xmlns:wp="http://schemas.openxmlformats.org/drawingml/2006/wordprocessingDrawing" xmlns:w10="urn:schemas-microsoft-com:office:word" xmlns:w="http://schemas.openxmlformats.org/wordprocessingml/2006/main" xmlns:w14="http://schemas.microsoft.com/office/word/2010/wordml" xmlns:w15="http://schemas.microsoft.com/office/word/2012/wordml" xmlns:w16cex="http://schemas.microsoft.com/office/word/2018/wordml/cex" xmlns:w16cid="http://schemas.microsoft.com/office/word/2016/wordml/cid" xmlns:w16="http://schemas.microsoft.com/office/word/2018/wordml" xmlns:w16du="http://schemas.microsoft.com/office/word/2023/wordml/word16du" xmlns:w16sdtdh="http://schemas.microsoft.com/office/word/2020/wordml/sdtdatahash" xmlns:w16sdtfl="http://schemas.microsoft.com/office/word/2024/wordml/sdtformatlock" xmlns:w16se="http://schemas.microsoft.com/office/word/2015/wordml/symex" xmlns:wpg="http://schemas.microsoft.com/office/word/2010/wordprocessingGroup" xmlns:wpi="http://schemas.microsoft.com/office/word/2010/wordprocessingInk" xmlns:wne="http://schemas.microsoft.com/office/word/2006/wordml" xmlns:wps="http://schemas.microsoft.com/office/word/2010/wordprocessingShape" mc:Ignorable="w14 w15 w16se w16cid w16 w16cex w16sdtdh w16sdtfl w16du wp14">
   <w:abstractNum w:abstractNumId="0" w15:restartNumberingAfterBreak="0">
+    <w:nsid w:val="04CC291A"/>
+    <w:multiLevelType w:val="multilevel"/>
+    <w:tmpl w:val="E446DB94"/>
+    <w:lvl w:ilvl="0">
+      <w:start w:val="1"/>
+      <w:numFmt w:val="bullet"/>
+      <w:lvlText w:val=""/>
+      <w:lvlJc w:val="left"/>
+      <w:pPr>
+        <w:tabs>
+          <w:tab w:val="num" w:pos="720"/>
+        </w:tabs>
+        <w:ind w:left="720" w:hanging="360"/>
+      </w:pPr>
+      <w:rPr>
+        <w:rFonts w:ascii="Symbol" w:hAnsi="Symbol" w:hint="default"/>
+        <w:sz w:val="20"/>
+      </w:rPr>
+    </w:lvl>
+    <w:lvl w:ilvl="1">
+      <w:start w:val="1"/>
+      <w:numFmt w:val="bullet"/>
+      <w:lvlText w:val="o"/>
+      <w:lvlJc w:val="left"/>
+      <w:pPr>
+        <w:tabs>
+          <w:tab w:val="num" w:pos="1440"/>
+        </w:tabs>
+        <w:ind w:left="1440" w:hanging="360"/>
+      </w:pPr>
+      <w:rPr>
+        <w:rFonts w:ascii="Courier New" w:hAnsi="Courier New" w:hint="default"/>
+        <w:sz w:val="20"/>
+      </w:rPr>
+    </w:lvl>
+    <w:lvl w:ilvl="2" w:tentative="1">
+      <w:start w:val="1"/>
+      <w:numFmt w:val="bullet"/>
+      <w:lvlText w:val=""/>
+      <w:lvlJc w:val="left"/>
+      <w:pPr>
+        <w:tabs>
+          <w:tab w:val="num" w:pos="2160"/>
+        </w:tabs>
+        <w:ind w:left="2160" w:hanging="360"/>
+      </w:pPr>
+      <w:rPr>
+        <w:rFonts w:ascii="Wingdings" w:hAnsi="Wingdings" w:hint="default"/>
+        <w:sz w:val="20"/>
+      </w:rPr>
+    </w:lvl>
+    <w:lvl w:ilvl="3" w:tentative="1">
+      <w:start w:val="1"/>
+      <w:numFmt w:val="bullet"/>
+      <w:lvlText w:val=""/>
+      <w:lvlJc w:val="left"/>
+      <w:pPr>
+        <w:tabs>
+          <w:tab w:val="num" w:pos="2880"/>
+        </w:tabs>
+        <w:ind w:left="2880" w:hanging="360"/>
+      </w:pPr>
+      <w:rPr>
+        <w:rFonts w:ascii="Wingdings" w:hAnsi="Wingdings" w:hint="default"/>
+        <w:sz w:val="20"/>
+      </w:rPr>
+    </w:lvl>
+    <w:lvl w:ilvl="4" w:tentative="1">
+      <w:start w:val="1"/>
+      <w:numFmt w:val="bullet"/>
+      <w:lvlText w:val=""/>
+      <w:lvlJc w:val="left"/>
+      <w:pPr>
+        <w:tabs>
+          <w:tab w:val="num" w:pos="3600"/>
+        </w:tabs>
+        <w:ind w:left="3600" w:hanging="360"/>
+      </w:pPr>
+      <w:rPr>
+        <w:rFonts w:ascii="Wingdings" w:hAnsi="Wingdings" w:hint="default"/>
+        <w:sz w:val="20"/>
+      </w:rPr>
+    </w:lvl>
+    <w:lvl w:ilvl="5" w:tentative="1">
+      <w:start w:val="1"/>
+      <w:numFmt w:val="bullet"/>
+      <w:lvlText w:val=""/>
+      <w:lvlJc w:val="left"/>
+      <w:pPr>
+        <w:tabs>
+          <w:tab w:val="num" w:pos="4320"/>
+        </w:tabs>
+        <w:ind w:left="4320" w:hanging="360"/>
+      </w:pPr>
+      <w:rPr>
+        <w:rFonts w:ascii="Wingdings" w:hAnsi="Wingdings" w:hint="default"/>
+        <w:sz w:val="20"/>
+      </w:rPr>
+    </w:lvl>
+    <w:lvl w:ilvl="6" w:tentative="1">
+      <w:start w:val="1"/>
+      <w:numFmt w:val="bullet"/>
+      <w:lvlText w:val=""/>
+      <w:lvlJc w:val="left"/>
+      <w:pPr>
+        <w:tabs>
+          <w:tab w:val="num" w:pos="5040"/>
+        </w:tabs>
+        <w:ind w:left="5040" w:hanging="360"/>
+      </w:pPr>
+      <w:rPr>
+        <w:rFonts w:ascii="Wingdings" w:hAnsi="Wingdings" w:hint="default"/>
+        <w:sz w:val="20"/>
+      </w:rPr>
+    </w:lvl>
+    <w:lvl w:ilvl="7" w:tentative="1">
+      <w:start w:val="1"/>
+      <w:numFmt w:val="bullet"/>
+      <w:lvlText w:val=""/>
+      <w:lvlJc w:val="left"/>
+      <w:pPr>
+        <w:tabs>
+          <w:tab w:val="num" w:pos="5760"/>
+        </w:tabs>
+        <w:ind w:left="5760" w:hanging="360"/>
+      </w:pPr>
+      <w:rPr>
+        <w:rFonts w:ascii="Wingdings" w:hAnsi="Wingdings" w:hint="default"/>
+        <w:sz w:val="20"/>
+      </w:rPr>
+    </w:lvl>
+    <w:lvl w:ilvl="8" w:tentative="1">
+      <w:start w:val="1"/>
+      <w:numFmt w:val="bullet"/>
+      <w:lvlText w:val=""/>
+      <w:lvlJc w:val="left"/>
+      <w:pPr>
+        <w:tabs>
+          <w:tab w:val="num" w:pos="6480"/>
+        </w:tabs>
+        <w:ind w:left="6480" w:hanging="360"/>
+      </w:pPr>
+      <w:rPr>
+        <w:rFonts w:ascii="Wingdings" w:hAnsi="Wingdings" w:hint="default"/>
+        <w:sz w:val="20"/>
+      </w:rPr>
+    </w:lvl>
+  </w:abstractNum>
+  <w:abstractNum w:abstractNumId="1" w15:restartNumberingAfterBreak="0">
+    <w:nsid w:val="0AF875AD"/>
+    <w:multiLevelType w:val="hybridMultilevel"/>
+    <w:tmpl w:val="824E80A8"/>
+    <w:lvl w:ilvl="0" w:tplc="0C0A0001">
+      <w:start w:val="1"/>
+      <w:numFmt w:val="bullet"/>
+      <w:lvlText w:val=""/>
+      <w:lvlJc w:val="left"/>
+      <w:pPr>
+        <w:ind w:left="720" w:hanging="360"/>
+      </w:pPr>
+      <w:rPr>
+        <w:rFonts w:ascii="Symbol" w:hAnsi="Symbol" w:hint="default"/>
+      </w:rPr>
+    </w:lvl>
+    <w:lvl w:ilvl="1" w:tplc="0C0A0003" w:tentative="1">
+      <w:start w:val="1"/>
+      <w:numFmt w:val="bullet"/>
+      <w:lvlText w:val="o"/>
+      <w:lvlJc w:val="left"/>
+      <w:pPr>
+        <w:ind w:left="1440" w:hanging="360"/>
+      </w:pPr>
+      <w:rPr>
+        <w:rFonts w:ascii="Courier New" w:hAnsi="Courier New" w:cs="Courier New" w:hint="default"/>
+      </w:rPr>
+    </w:lvl>
+    <w:lvl w:ilvl="2" w:tplc="0C0A0005" w:tentative="1">
+      <w:start w:val="1"/>
+      <w:numFmt w:val="bullet"/>
+      <w:lvlText w:val=""/>
+      <w:lvlJc w:val="left"/>
+      <w:pPr>
+        <w:ind w:left="2160" w:hanging="360"/>
+      </w:pPr>
+      <w:rPr>
+        <w:rFonts w:ascii="Wingdings" w:hAnsi="Wingdings" w:hint="default"/>
+      </w:rPr>
+    </w:lvl>
+    <w:lvl w:ilvl="3" w:tplc="0C0A0001" w:tentative="1">
+      <w:start w:val="1"/>
+      <w:numFmt w:val="bullet"/>
+      <w:lvlText w:val=""/>
+      <w:lvlJc w:val="left"/>
+      <w:pPr>
+        <w:ind w:left="2880" w:hanging="360"/>
+      </w:pPr>
+      <w:rPr>
+        <w:rFonts w:ascii="Symbol" w:hAnsi="Symbol" w:hint="default"/>
+      </w:rPr>
+    </w:lvl>
+    <w:lvl w:ilvl="4" w:tplc="0C0A0003" w:tentative="1">
+      <w:start w:val="1"/>
+      <w:numFmt w:val="bullet"/>
+      <w:lvlText w:val="o"/>
+      <w:lvlJc w:val="left"/>
+      <w:pPr>
+        <w:ind w:left="3600" w:hanging="360"/>
+      </w:pPr>
+      <w:rPr>
+        <w:rFonts w:ascii="Courier New" w:hAnsi="Courier New" w:cs="Courier New" w:hint="default"/>
+      </w:rPr>
+    </w:lvl>
+    <w:lvl w:ilvl="5" w:tplc="0C0A0005" w:tentative="1">
+      <w:start w:val="1"/>
+      <w:numFmt w:val="bullet"/>
+      <w:lvlText w:val=""/>
+      <w:lvlJc w:val="left"/>
+      <w:pPr>
+        <w:ind w:left="4320" w:hanging="360"/>
+      </w:pPr>
+      <w:rPr>
+        <w:rFonts w:ascii="Wingdings" w:hAnsi="Wingdings" w:hint="default"/>
+      </w:rPr>
+    </w:lvl>
+    <w:lvl w:ilvl="6" w:tplc="0C0A0001" w:tentative="1">
+      <w:start w:val="1"/>
+      <w:numFmt w:val="bullet"/>
+      <w:lvlText w:val=""/>
+      <w:lvlJc w:val="left"/>
+      <w:pPr>
+        <w:ind w:left="5040" w:hanging="360"/>
+      </w:pPr>
+      <w:rPr>
+        <w:rFonts w:ascii="Symbol" w:hAnsi="Symbol" w:hint="default"/>
+      </w:rPr>
+    </w:lvl>
+    <w:lvl w:ilvl="7" w:tplc="0C0A0003" w:tentative="1">
+      <w:start w:val="1"/>
+      <w:numFmt w:val="bullet"/>
+      <w:lvlText w:val="o"/>
+      <w:lvlJc w:val="left"/>
+      <w:pPr>
+        <w:ind w:left="5760" w:hanging="360"/>
+      </w:pPr>
+      <w:rPr>
+        <w:rFonts w:ascii="Courier New" w:hAnsi="Courier New" w:cs="Courier New" w:hint="default"/>
+      </w:rPr>
+    </w:lvl>
+    <w:lvl w:ilvl="8" w:tplc="0C0A0005" w:tentative="1">
+      <w:start w:val="1"/>
+      <w:numFmt w:val="bullet"/>
+      <w:lvlText w:val=""/>
+      <w:lvlJc w:val="left"/>
+      <w:pPr>
+        <w:ind w:left="6480" w:hanging="360"/>
+      </w:pPr>
+      <w:rPr>
+        <w:rFonts w:ascii="Wingdings" w:hAnsi="Wingdings" w:hint="default"/>
+      </w:rPr>
+    </w:lvl>
+  </w:abstractNum>
+  <w:abstractNum w:abstractNumId="2" w15:restartNumberingAfterBreak="0">
+    <w:nsid w:val="0C705AB3"/>
+    <w:multiLevelType w:val="multilevel"/>
+    <w:tmpl w:val="B59E2772"/>
+    <w:lvl w:ilvl="0">
+      <w:start w:val="1"/>
+      <w:numFmt w:val="bullet"/>
+      <w:lvlText w:val=""/>
+      <w:lvlJc w:val="left"/>
+      <w:pPr>
+        <w:tabs>
+          <w:tab w:val="num" w:pos="720"/>
+        </w:tabs>
+        <w:ind w:left="720" w:hanging="360"/>
+      </w:pPr>
+      <w:rPr>
+        <w:rFonts w:ascii="Symbol" w:hAnsi="Symbol" w:hint="default"/>
+        <w:sz w:val="20"/>
+      </w:rPr>
+    </w:lvl>
+    <w:lvl w:ilvl="1">
+      <w:start w:val="1"/>
+      <w:numFmt w:val="bullet"/>
+      <w:lvlText w:val="o"/>
+      <w:lvlJc w:val="left"/>
+      <w:pPr>
+        <w:tabs>
+          <w:tab w:val="num" w:pos="1440"/>
+        </w:tabs>
+        <w:ind w:left="1440" w:hanging="360"/>
+      </w:pPr>
+      <w:rPr>
+        <w:rFonts w:ascii="Courier New" w:hAnsi="Courier New" w:hint="default"/>
+        <w:sz w:val="20"/>
+      </w:rPr>
+    </w:lvl>
+    <w:lvl w:ilvl="2" w:tentative="1">
+      <w:start w:val="1"/>
+      <w:numFmt w:val="bullet"/>
+      <w:lvlText w:val=""/>
+      <w:lvlJc w:val="left"/>
+      <w:pPr>
+        <w:tabs>
+          <w:tab w:val="num" w:pos="2160"/>
+        </w:tabs>
+        <w:ind w:left="2160" w:hanging="360"/>
+      </w:pPr>
+      <w:rPr>
+        <w:rFonts w:ascii="Wingdings" w:hAnsi="Wingdings" w:hint="default"/>
+        <w:sz w:val="20"/>
+      </w:rPr>
+    </w:lvl>
+    <w:lvl w:ilvl="3" w:tentative="1">
+      <w:start w:val="1"/>
+      <w:numFmt w:val="bullet"/>
+      <w:lvlText w:val=""/>
+      <w:lvlJc w:val="left"/>
+      <w:pPr>
+        <w:tabs>
+          <w:tab w:val="num" w:pos="2880"/>
+        </w:tabs>
+        <w:ind w:left="2880" w:hanging="360"/>
+      </w:pPr>
+      <w:rPr>
+        <w:rFonts w:ascii="Wingdings" w:hAnsi="Wingdings" w:hint="default"/>
+        <w:sz w:val="20"/>
+      </w:rPr>
+    </w:lvl>
+    <w:lvl w:ilvl="4" w:tentative="1">
+      <w:start w:val="1"/>
+      <w:numFmt w:val="bullet"/>
+      <w:lvlText w:val=""/>
+      <w:lvlJc w:val="left"/>
+      <w:pPr>
+        <w:tabs>
+          <w:tab w:val="num" w:pos="3600"/>
+        </w:tabs>
+        <w:ind w:left="3600" w:hanging="360"/>
+      </w:pPr>
+      <w:rPr>
+        <w:rFonts w:ascii="Wingdings" w:hAnsi="Wingdings" w:hint="default"/>
+        <w:sz w:val="20"/>
+      </w:rPr>
+    </w:lvl>
+    <w:lvl w:ilvl="5" w:tentative="1">
+      <w:start w:val="1"/>
+      <w:numFmt w:val="bullet"/>
+      <w:lvlText w:val=""/>
+      <w:lvlJc w:val="left"/>
+      <w:pPr>
+        <w:tabs>
+          <w:tab w:val="num" w:pos="4320"/>
+        </w:tabs>
+        <w:ind w:left="4320" w:hanging="360"/>
+      </w:pPr>
+      <w:rPr>
+        <w:rFonts w:ascii="Wingdings" w:hAnsi="Wingdings" w:hint="default"/>
+        <w:sz w:val="20"/>
+      </w:rPr>
+    </w:lvl>
+    <w:lvl w:ilvl="6" w:tentative="1">
+      <w:start w:val="1"/>
+      <w:numFmt w:val="bullet"/>
+      <w:lvlText w:val=""/>
+      <w:lvlJc w:val="left"/>
+      <w:pPr>
+        <w:tabs>
+          <w:tab w:val="num" w:pos="5040"/>
+        </w:tabs>
+        <w:ind w:left="5040" w:hanging="360"/>
+      </w:pPr>
+      <w:rPr>
+        <w:rFonts w:ascii="Wingdings" w:hAnsi="Wingdings" w:hint="default"/>
+        <w:sz w:val="20"/>
+      </w:rPr>
+    </w:lvl>
+    <w:lvl w:ilvl="7" w:tentative="1">
+      <w:start w:val="1"/>
+      <w:numFmt w:val="bullet"/>
+      <w:lvlText w:val=""/>
+      <w:lvlJc w:val="left"/>
+      <w:pPr>
+        <w:tabs>
+          <w:tab w:val="num" w:pos="5760"/>
+        </w:tabs>
+        <w:ind w:left="5760" w:hanging="360"/>
+      </w:pPr>
+      <w:rPr>
+        <w:rFonts w:ascii="Wingdings" w:hAnsi="Wingdings" w:hint="default"/>
+        <w:sz w:val="20"/>
+      </w:rPr>
+    </w:lvl>
+    <w:lvl w:ilvl="8" w:tentative="1">
+      <w:start w:val="1"/>
+      <w:numFmt w:val="bullet"/>
+      <w:lvlText w:val=""/>
+      <w:lvlJc w:val="left"/>
+      <w:pPr>
+        <w:tabs>
+          <w:tab w:val="num" w:pos="6480"/>
+        </w:tabs>
+        <w:ind w:left="6480" w:hanging="360"/>
+      </w:pPr>
+      <w:rPr>
+        <w:rFonts w:ascii="Wingdings" w:hAnsi="Wingdings" w:hint="default"/>
+        <w:sz w:val="20"/>
+      </w:rPr>
+    </w:lvl>
+  </w:abstractNum>
+  <w:abstractNum w:abstractNumId="3" w15:restartNumberingAfterBreak="0">
+    <w:nsid w:val="15BE47F4"/>
+    <w:multiLevelType w:val="hybridMultilevel"/>
+    <w:tmpl w:val="96F47D4A"/>
+    <w:lvl w:ilvl="0" w:tplc="0C0A0001">
+      <w:start w:val="1"/>
+      <w:numFmt w:val="bullet"/>
+      <w:lvlText w:val=""/>
+      <w:lvlJc w:val="left"/>
+      <w:pPr>
+        <w:ind w:left="720" w:hanging="360"/>
+      </w:pPr>
+      <w:rPr>
+        <w:rFonts w:ascii="Symbol" w:hAnsi="Symbol" w:hint="default"/>
+      </w:rPr>
+    </w:lvl>
+    <w:lvl w:ilvl="1" w:tplc="0C0A0003">
+      <w:start w:val="1"/>
+      <w:numFmt w:val="bullet"/>
+      <w:lvlText w:val="o"/>
+      <w:lvlJc w:val="left"/>
+      <w:pPr>
+        <w:ind w:left="1440" w:hanging="360"/>
+      </w:pPr>
+      <w:rPr>
+        <w:rFonts w:ascii="Courier New" w:hAnsi="Courier New" w:cs="Courier New" w:hint="default"/>
+      </w:rPr>
+    </w:lvl>
+    <w:lvl w:ilvl="2" w:tplc="0C0A0005" w:tentative="1">
+      <w:start w:val="1"/>
+      <w:numFmt w:val="bullet"/>
+      <w:lvlText w:val=""/>
+      <w:lvlJc w:val="left"/>
+      <w:pPr>
+        <w:ind w:left="2160" w:hanging="360"/>
+      </w:pPr>
+      <w:rPr>
+        <w:rFonts w:ascii="Wingdings" w:hAnsi="Wingdings" w:hint="default"/>
+      </w:rPr>
+    </w:lvl>
+    <w:lvl w:ilvl="3" w:tplc="0C0A0001" w:tentative="1">
+      <w:start w:val="1"/>
+      <w:numFmt w:val="bullet"/>
+      <w:lvlText w:val=""/>
+      <w:lvlJc w:val="left"/>
+      <w:pPr>
+        <w:ind w:left="2880" w:hanging="360"/>
+      </w:pPr>
+      <w:rPr>
+        <w:rFonts w:ascii="Symbol" w:hAnsi="Symbol" w:hint="default"/>
+      </w:rPr>
+    </w:lvl>
+    <w:lvl w:ilvl="4" w:tplc="0C0A0003" w:tentative="1">
+      <w:start w:val="1"/>
+      <w:numFmt w:val="bullet"/>
+      <w:lvlText w:val="o"/>
+      <w:lvlJc w:val="left"/>
+      <w:pPr>
+        <w:ind w:left="3600" w:hanging="360"/>
+      </w:pPr>
+      <w:rPr>
+        <w:rFonts w:ascii="Courier New" w:hAnsi="Courier New" w:cs="Courier New" w:hint="default"/>
+      </w:rPr>
+    </w:lvl>
+    <w:lvl w:ilvl="5" w:tplc="0C0A0005" w:tentative="1">
+      <w:start w:val="1"/>
+      <w:numFmt w:val="bullet"/>
+      <w:lvlText w:val=""/>
+      <w:lvlJc w:val="left"/>
+      <w:pPr>
+        <w:ind w:left="4320" w:hanging="360"/>
+      </w:pPr>
+      <w:rPr>
+        <w:rFonts w:ascii="Wingdings" w:hAnsi="Wingdings" w:hint="default"/>
+      </w:rPr>
+    </w:lvl>
+    <w:lvl w:ilvl="6" w:tplc="0C0A0001" w:tentative="1">
+      <w:start w:val="1"/>
+      <w:numFmt w:val="bullet"/>
+      <w:lvlText w:val=""/>
+      <w:lvlJc w:val="left"/>
+      <w:pPr>
+        <w:ind w:left="5040" w:hanging="360"/>
+      </w:pPr>
+      <w:rPr>
+        <w:rFonts w:ascii="Symbol" w:hAnsi="Symbol" w:hint="default"/>
+      </w:rPr>
+    </w:lvl>
+    <w:lvl w:ilvl="7" w:tplc="0C0A0003" w:tentative="1">
+      <w:start w:val="1"/>
+      <w:numFmt w:val="bullet"/>
+      <w:lvlText w:val="o"/>
+      <w:lvlJc w:val="left"/>
+      <w:pPr>
+        <w:ind w:left="5760" w:hanging="360"/>
+      </w:pPr>
+      <w:rPr>
+        <w:rFonts w:ascii="Courier New" w:hAnsi="Courier New" w:cs="Courier New" w:hint="default"/>
+      </w:rPr>
+    </w:lvl>
+    <w:lvl w:ilvl="8" w:tplc="0C0A0005" w:tentative="1">
+      <w:start w:val="1"/>
+      <w:numFmt w:val="bullet"/>
+      <w:lvlText w:val=""/>
+      <w:lvlJc w:val="left"/>
+      <w:pPr>
+        <w:ind w:left="6480" w:hanging="360"/>
+      </w:pPr>
+      <w:rPr>
+        <w:rFonts w:ascii="Wingdings" w:hAnsi="Wingdings" w:hint="default"/>
+      </w:rPr>
+    </w:lvl>
+  </w:abstractNum>
+  <w:abstractNum w:abstractNumId="4" w15:restartNumberingAfterBreak="0">
     <w:nsid w:val="21527F43"/>
     <w:multiLevelType w:val="hybridMultilevel"/>
     <w:tmpl w:val="749E5514"/>
@@ -1854,7 +4423,156 @@
       </w:pPr>
     </w:lvl>
   </w:abstractNum>
-  <w:abstractNum w:abstractNumId="1" w15:restartNumberingAfterBreak="0">
+  <w:abstractNum w:abstractNumId="5" w15:restartNumberingAfterBreak="0">
+    <w:nsid w:val="222817BD"/>
+    <w:multiLevelType w:val="multilevel"/>
+    <w:tmpl w:val="AE940E6C"/>
+    <w:lvl w:ilvl="0">
+      <w:start w:val="1"/>
+      <w:numFmt w:val="bullet"/>
+      <w:lvlText w:val=""/>
+      <w:lvlJc w:val="left"/>
+      <w:pPr>
+        <w:tabs>
+          <w:tab w:val="num" w:pos="720"/>
+        </w:tabs>
+        <w:ind w:left="720" w:hanging="360"/>
+      </w:pPr>
+      <w:rPr>
+        <w:rFonts w:ascii="Symbol" w:hAnsi="Symbol" w:hint="default"/>
+        <w:sz w:val="20"/>
+      </w:rPr>
+    </w:lvl>
+    <w:lvl w:ilvl="1">
+      <w:start w:val="1"/>
+      <w:numFmt w:val="bullet"/>
+      <w:lvlText w:val="o"/>
+      <w:lvlJc w:val="left"/>
+      <w:pPr>
+        <w:tabs>
+          <w:tab w:val="num" w:pos="1440"/>
+        </w:tabs>
+        <w:ind w:left="1440" w:hanging="360"/>
+      </w:pPr>
+      <w:rPr>
+        <w:rFonts w:ascii="Courier New" w:hAnsi="Courier New" w:hint="default"/>
+        <w:sz w:val="20"/>
+      </w:rPr>
+    </w:lvl>
+    <w:lvl w:ilvl="2" w:tentative="1">
+      <w:start w:val="1"/>
+      <w:numFmt w:val="bullet"/>
+      <w:lvlText w:val=""/>
+      <w:lvlJc w:val="left"/>
+      <w:pPr>
+        <w:tabs>
+          <w:tab w:val="num" w:pos="2160"/>
+        </w:tabs>
+        <w:ind w:left="2160" w:hanging="360"/>
+      </w:pPr>
+      <w:rPr>
+        <w:rFonts w:ascii="Wingdings" w:hAnsi="Wingdings" w:hint="default"/>
+        <w:sz w:val="20"/>
+      </w:rPr>
+    </w:lvl>
+    <w:lvl w:ilvl="3" w:tentative="1">
+      <w:start w:val="1"/>
+      <w:numFmt w:val="bullet"/>
+      <w:lvlText w:val=""/>
+      <w:lvlJc w:val="left"/>
+      <w:pPr>
+        <w:tabs>
+          <w:tab w:val="num" w:pos="2880"/>
+        </w:tabs>
+        <w:ind w:left="2880" w:hanging="360"/>
+      </w:pPr>
+      <w:rPr>
+        <w:rFonts w:ascii="Wingdings" w:hAnsi="Wingdings" w:hint="default"/>
+        <w:sz w:val="20"/>
+      </w:rPr>
+    </w:lvl>
+    <w:lvl w:ilvl="4" w:tentative="1">
+      <w:start w:val="1"/>
+      <w:numFmt w:val="bullet"/>
+      <w:lvlText w:val=""/>
+      <w:lvlJc w:val="left"/>
+      <w:pPr>
+        <w:tabs>
+          <w:tab w:val="num" w:pos="3600"/>
+        </w:tabs>
+        <w:ind w:left="3600" w:hanging="360"/>
+      </w:pPr>
+      <w:rPr>
+        <w:rFonts w:ascii="Wingdings" w:hAnsi="Wingdings" w:hint="default"/>
+        <w:sz w:val="20"/>
+      </w:rPr>
+    </w:lvl>
+    <w:lvl w:ilvl="5" w:tentative="1">
+      <w:start w:val="1"/>
+      <w:numFmt w:val="bullet"/>
+      <w:lvlText w:val=""/>
+      <w:lvlJc w:val="left"/>
+      <w:pPr>
+        <w:tabs>
+          <w:tab w:val="num" w:pos="4320"/>
+        </w:tabs>
+        <w:ind w:left="4320" w:hanging="360"/>
+      </w:pPr>
+      <w:rPr>
+        <w:rFonts w:ascii="Wingdings" w:hAnsi="Wingdings" w:hint="default"/>
+        <w:sz w:val="20"/>
+      </w:rPr>
+    </w:lvl>
+    <w:lvl w:ilvl="6" w:tentative="1">
+      <w:start w:val="1"/>
+      <w:numFmt w:val="bullet"/>
+      <w:lvlText w:val=""/>
+      <w:lvlJc w:val="left"/>
+      <w:pPr>
+        <w:tabs>
+          <w:tab w:val="num" w:pos="5040"/>
+        </w:tabs>
+        <w:ind w:left="5040" w:hanging="360"/>
+      </w:pPr>
+      <w:rPr>
+        <w:rFonts w:ascii="Wingdings" w:hAnsi="Wingdings" w:hint="default"/>
+        <w:sz w:val="20"/>
+      </w:rPr>
+    </w:lvl>
+    <w:lvl w:ilvl="7" w:tentative="1">
+      <w:start w:val="1"/>
+      <w:numFmt w:val="bullet"/>
+      <w:lvlText w:val=""/>
+      <w:lvlJc w:val="left"/>
+      <w:pPr>
+        <w:tabs>
+          <w:tab w:val="num" w:pos="5760"/>
+        </w:tabs>
+        <w:ind w:left="5760" w:hanging="360"/>
+      </w:pPr>
+      <w:rPr>
+        <w:rFonts w:ascii="Wingdings" w:hAnsi="Wingdings" w:hint="default"/>
+        <w:sz w:val="20"/>
+      </w:rPr>
+    </w:lvl>
+    <w:lvl w:ilvl="8" w:tentative="1">
+      <w:start w:val="1"/>
+      <w:numFmt w:val="bullet"/>
+      <w:lvlText w:val=""/>
+      <w:lvlJc w:val="left"/>
+      <w:pPr>
+        <w:tabs>
+          <w:tab w:val="num" w:pos="6480"/>
+        </w:tabs>
+        <w:ind w:left="6480" w:hanging="360"/>
+      </w:pPr>
+      <w:rPr>
+        <w:rFonts w:ascii="Wingdings" w:hAnsi="Wingdings" w:hint="default"/>
+        <w:sz w:val="20"/>
+      </w:rPr>
+    </w:lvl>
+  </w:abstractNum>
+  <w:abstractNum w:abstractNumId="6" w15:restartNumberingAfterBreak="0">
     <w:nsid w:val="23C44BE1"/>
     <w:multiLevelType w:val="hybridMultilevel"/>
     <w:tmpl w:val="4D1C8530"/>
@@ -1944,7 +4662,120 @@
       </w:pPr>
     </w:lvl>
   </w:abstractNum>
-  <w:abstractNum w:abstractNumId="2" w15:restartNumberingAfterBreak="0">
+  <w:abstractNum w:abstractNumId="7" w15:restartNumberingAfterBreak="0">
+    <w:nsid w:val="26E55F10"/>
+    <w:multiLevelType w:val="hybridMultilevel"/>
+    <w:tmpl w:val="717C3830"/>
+    <w:lvl w:ilvl="0" w:tplc="0C0A0003">
+      <w:start w:val="1"/>
+      <w:numFmt w:val="bullet"/>
+      <w:lvlText w:val="o"/>
+      <w:lvlJc w:val="left"/>
+      <w:pPr>
+        <w:ind w:left="720" w:hanging="360"/>
+      </w:pPr>
+      <w:rPr>
+        <w:rFonts w:ascii="Courier New" w:hAnsi="Courier New" w:cs="Courier New" w:hint="default"/>
+      </w:rPr>
+    </w:lvl>
+    <w:lvl w:ilvl="1" w:tplc="0C0A0003" w:tentative="1">
+      <w:start w:val="1"/>
+      <w:numFmt w:val="bullet"/>
+      <w:lvlText w:val="o"/>
+      <w:lvlJc w:val="left"/>
+      <w:pPr>
+        <w:ind w:left="1440" w:hanging="360"/>
+      </w:pPr>
+      <w:rPr>
+        <w:rFonts w:ascii="Courier New" w:hAnsi="Courier New" w:cs="Courier New" w:hint="default"/>
+      </w:rPr>
+    </w:lvl>
+    <w:lvl w:ilvl="2" w:tplc="0C0A0005" w:tentative="1">
+      <w:start w:val="1"/>
+      <w:numFmt w:val="bullet"/>
+      <w:lvlText w:val=""/>
+      <w:lvlJc w:val="left"/>
+      <w:pPr>
+        <w:ind w:left="2160" w:hanging="360"/>
+      </w:pPr>
+      <w:rPr>
+        <w:rFonts w:ascii="Wingdings" w:hAnsi="Wingdings" w:hint="default"/>
+      </w:rPr>
+    </w:lvl>
+    <w:lvl w:ilvl="3" w:tplc="0C0A0001" w:tentative="1">
+      <w:start w:val="1"/>
+      <w:numFmt w:val="bullet"/>
+      <w:lvlText w:val=""/>
+      <w:lvlJc w:val="left"/>
+      <w:pPr>
+        <w:ind w:left="2880" w:hanging="360"/>
+      </w:pPr>
+      <w:rPr>
+        <w:rFonts w:ascii="Symbol" w:hAnsi="Symbol" w:hint="default"/>
+      </w:rPr>
+    </w:lvl>
+    <w:lvl w:ilvl="4" w:tplc="0C0A0003" w:tentative="1">
+      <w:start w:val="1"/>
+      <w:numFmt w:val="bullet"/>
+      <w:lvlText w:val="o"/>
+      <w:lvlJc w:val="left"/>
+      <w:pPr>
+        <w:ind w:left="3600" w:hanging="360"/>
+      </w:pPr>
+      <w:rPr>
+        <w:rFonts w:ascii="Courier New" w:hAnsi="Courier New" w:cs="Courier New" w:hint="default"/>
+      </w:rPr>
+    </w:lvl>
+    <w:lvl w:ilvl="5" w:tplc="0C0A0005" w:tentative="1">
+      <w:start w:val="1"/>
+      <w:numFmt w:val="bullet"/>
+      <w:lvlText w:val=""/>
+      <w:lvlJc w:val="left"/>
+      <w:pPr>
+        <w:ind w:left="4320" w:hanging="360"/>
+      </w:pPr>
+      <w:rPr>
+        <w:rFonts w:ascii="Wingdings" w:hAnsi="Wingdings" w:hint="default"/>
+      </w:rPr>
+    </w:lvl>
+    <w:lvl w:ilvl="6" w:tplc="0C0A0001" w:tentative="1">
+      <w:start w:val="1"/>
+      <w:numFmt w:val="bullet"/>
+      <w:lvlText w:val=""/>
+      <w:lvlJc w:val="left"/>
+      <w:pPr>
+        <w:ind w:left="5040" w:hanging="360"/>
+      </w:pPr>
+      <w:rPr>
+        <w:rFonts w:ascii="Symbol" w:hAnsi="Symbol" w:hint="default"/>
+      </w:rPr>
+    </w:lvl>
+    <w:lvl w:ilvl="7" w:tplc="0C0A0003" w:tentative="1">
+      <w:start w:val="1"/>
+      <w:numFmt w:val="bullet"/>
+      <w:lvlText w:val="o"/>
+      <w:lvlJc w:val="left"/>
+      <w:pPr>
+        <w:ind w:left="5760" w:hanging="360"/>
+      </w:pPr>
+      <w:rPr>
+        <w:rFonts w:ascii="Courier New" w:hAnsi="Courier New" w:cs="Courier New" w:hint="default"/>
+      </w:rPr>
+    </w:lvl>
+    <w:lvl w:ilvl="8" w:tplc="0C0A0005" w:tentative="1">
+      <w:start w:val="1"/>
+      <w:numFmt w:val="bullet"/>
+      <w:lvlText w:val=""/>
+      <w:lvlJc w:val="left"/>
+      <w:pPr>
+        <w:ind w:left="6480" w:hanging="360"/>
+      </w:pPr>
+      <w:rPr>
+        <w:rFonts w:ascii="Wingdings" w:hAnsi="Wingdings" w:hint="default"/>
+      </w:rPr>
+    </w:lvl>
+  </w:abstractNum>
+  <w:abstractNum w:abstractNumId="8" w15:restartNumberingAfterBreak="0">
     <w:nsid w:val="29CA76AD"/>
     <w:multiLevelType w:val="multilevel"/>
     <w:tmpl w:val="30DEF97E"/>
@@ -2061,7 +4892,7 @@
       </w:pPr>
     </w:lvl>
   </w:abstractNum>
-  <w:abstractNum w:abstractNumId="3" w15:restartNumberingAfterBreak="0">
+  <w:abstractNum w:abstractNumId="9" w15:restartNumberingAfterBreak="0">
     <w:nsid w:val="364E167E"/>
     <w:multiLevelType w:val="hybridMultilevel"/>
     <w:tmpl w:val="87123FDC"/>
@@ -2153,7 +4984,7 @@
       </w:pPr>
     </w:lvl>
   </w:abstractNum>
-  <w:abstractNum w:abstractNumId="4" w15:restartNumberingAfterBreak="0">
+  <w:abstractNum w:abstractNumId="10" w15:restartNumberingAfterBreak="0">
     <w:nsid w:val="37FD1EF5"/>
     <w:multiLevelType w:val="hybridMultilevel"/>
     <w:tmpl w:val="AD22934E"/>
@@ -2243,7 +5074,156 @@
       </w:pPr>
     </w:lvl>
   </w:abstractNum>
-  <w:abstractNum w:abstractNumId="5" w15:restartNumberingAfterBreak="0">
+  <w:abstractNum w:abstractNumId="11" w15:restartNumberingAfterBreak="0">
+    <w:nsid w:val="3D7578DE"/>
+    <w:multiLevelType w:val="multilevel"/>
+    <w:tmpl w:val="47249226"/>
+    <w:lvl w:ilvl="0">
+      <w:start w:val="1"/>
+      <w:numFmt w:val="bullet"/>
+      <w:lvlText w:val=""/>
+      <w:lvlJc w:val="left"/>
+      <w:pPr>
+        <w:tabs>
+          <w:tab w:val="num" w:pos="720"/>
+        </w:tabs>
+        <w:ind w:left="720" w:hanging="360"/>
+      </w:pPr>
+      <w:rPr>
+        <w:rFonts w:ascii="Symbol" w:hAnsi="Symbol" w:hint="default"/>
+        <w:sz w:val="20"/>
+      </w:rPr>
+    </w:lvl>
+    <w:lvl w:ilvl="1">
+      <w:start w:val="1"/>
+      <w:numFmt w:val="bullet"/>
+      <w:lvlText w:val="o"/>
+      <w:lvlJc w:val="left"/>
+      <w:pPr>
+        <w:tabs>
+          <w:tab w:val="num" w:pos="1440"/>
+        </w:tabs>
+        <w:ind w:left="1440" w:hanging="360"/>
+      </w:pPr>
+      <w:rPr>
+        <w:rFonts w:ascii="Courier New" w:hAnsi="Courier New" w:hint="default"/>
+        <w:sz w:val="20"/>
+      </w:rPr>
+    </w:lvl>
+    <w:lvl w:ilvl="2" w:tentative="1">
+      <w:start w:val="1"/>
+      <w:numFmt w:val="bullet"/>
+      <w:lvlText w:val=""/>
+      <w:lvlJc w:val="left"/>
+      <w:pPr>
+        <w:tabs>
+          <w:tab w:val="num" w:pos="2160"/>
+        </w:tabs>
+        <w:ind w:left="2160" w:hanging="360"/>
+      </w:pPr>
+      <w:rPr>
+        <w:rFonts w:ascii="Wingdings" w:hAnsi="Wingdings" w:hint="default"/>
+        <w:sz w:val="20"/>
+      </w:rPr>
+    </w:lvl>
+    <w:lvl w:ilvl="3" w:tentative="1">
+      <w:start w:val="1"/>
+      <w:numFmt w:val="bullet"/>
+      <w:lvlText w:val=""/>
+      <w:lvlJc w:val="left"/>
+      <w:pPr>
+        <w:tabs>
+          <w:tab w:val="num" w:pos="2880"/>
+        </w:tabs>
+        <w:ind w:left="2880" w:hanging="360"/>
+      </w:pPr>
+      <w:rPr>
+        <w:rFonts w:ascii="Wingdings" w:hAnsi="Wingdings" w:hint="default"/>
+        <w:sz w:val="20"/>
+      </w:rPr>
+    </w:lvl>
+    <w:lvl w:ilvl="4" w:tentative="1">
+      <w:start w:val="1"/>
+      <w:numFmt w:val="bullet"/>
+      <w:lvlText w:val=""/>
+      <w:lvlJc w:val="left"/>
+      <w:pPr>
+        <w:tabs>
+          <w:tab w:val="num" w:pos="3600"/>
+        </w:tabs>
+        <w:ind w:left="3600" w:hanging="360"/>
+      </w:pPr>
+      <w:rPr>
+        <w:rFonts w:ascii="Wingdings" w:hAnsi="Wingdings" w:hint="default"/>
+        <w:sz w:val="20"/>
+      </w:rPr>
+    </w:lvl>
+    <w:lvl w:ilvl="5" w:tentative="1">
+      <w:start w:val="1"/>
+      <w:numFmt w:val="bullet"/>
+      <w:lvlText w:val=""/>
+      <w:lvlJc w:val="left"/>
+      <w:pPr>
+        <w:tabs>
+          <w:tab w:val="num" w:pos="4320"/>
+        </w:tabs>
+        <w:ind w:left="4320" w:hanging="360"/>
+      </w:pPr>
+      <w:rPr>
+        <w:rFonts w:ascii="Wingdings" w:hAnsi="Wingdings" w:hint="default"/>
+        <w:sz w:val="20"/>
+      </w:rPr>
+    </w:lvl>
+    <w:lvl w:ilvl="6" w:tentative="1">
+      <w:start w:val="1"/>
+      <w:numFmt w:val="bullet"/>
+      <w:lvlText w:val=""/>
+      <w:lvlJc w:val="left"/>
+      <w:pPr>
+        <w:tabs>
+          <w:tab w:val="num" w:pos="5040"/>
+        </w:tabs>
+        <w:ind w:left="5040" w:hanging="360"/>
+      </w:pPr>
+      <w:rPr>
+        <w:rFonts w:ascii="Wingdings" w:hAnsi="Wingdings" w:hint="default"/>
+        <w:sz w:val="20"/>
+      </w:rPr>
+    </w:lvl>
+    <w:lvl w:ilvl="7" w:tentative="1">
+      <w:start w:val="1"/>
+      <w:numFmt w:val="bullet"/>
+      <w:lvlText w:val=""/>
+      <w:lvlJc w:val="left"/>
+      <w:pPr>
+        <w:tabs>
+          <w:tab w:val="num" w:pos="5760"/>
+        </w:tabs>
+        <w:ind w:left="5760" w:hanging="360"/>
+      </w:pPr>
+      <w:rPr>
+        <w:rFonts w:ascii="Wingdings" w:hAnsi="Wingdings" w:hint="default"/>
+        <w:sz w:val="20"/>
+      </w:rPr>
+    </w:lvl>
+    <w:lvl w:ilvl="8" w:tentative="1">
+      <w:start w:val="1"/>
+      <w:numFmt w:val="bullet"/>
+      <w:lvlText w:val=""/>
+      <w:lvlJc w:val="left"/>
+      <w:pPr>
+        <w:tabs>
+          <w:tab w:val="num" w:pos="6480"/>
+        </w:tabs>
+        <w:ind w:left="6480" w:hanging="360"/>
+      </w:pPr>
+      <w:rPr>
+        <w:rFonts w:ascii="Wingdings" w:hAnsi="Wingdings" w:hint="default"/>
+        <w:sz w:val="20"/>
+      </w:rPr>
+    </w:lvl>
+  </w:abstractNum>
+  <w:abstractNum w:abstractNumId="12" w15:restartNumberingAfterBreak="0">
     <w:nsid w:val="46D80371"/>
     <w:multiLevelType w:val="multilevel"/>
     <w:tmpl w:val="4E325B16"/>
@@ -2392,7 +5372,7 @@
       </w:rPr>
     </w:lvl>
   </w:abstractNum>
-  <w:abstractNum w:abstractNumId="6" w15:restartNumberingAfterBreak="0">
+  <w:abstractNum w:abstractNumId="13" w15:restartNumberingAfterBreak="0">
     <w:nsid w:val="4EA67D40"/>
     <w:multiLevelType w:val="hybridMultilevel"/>
     <w:tmpl w:val="4D1C8530"/>
@@ -2482,7 +5462,7 @@
       </w:pPr>
     </w:lvl>
   </w:abstractNum>
-  <w:abstractNum w:abstractNumId="7" w15:restartNumberingAfterBreak="0">
+  <w:abstractNum w:abstractNumId="14" w15:restartNumberingAfterBreak="0">
     <w:nsid w:val="52AC48DF"/>
     <w:multiLevelType w:val="multilevel"/>
     <w:tmpl w:val="ABC06EFE"/>
@@ -2631,7 +5611,7 @@
       </w:rPr>
     </w:lvl>
   </w:abstractNum>
-  <w:abstractNum w:abstractNumId="8" w15:restartNumberingAfterBreak="0">
+  <w:abstractNum w:abstractNumId="15" w15:restartNumberingAfterBreak="0">
     <w:nsid w:val="581571AB"/>
     <w:multiLevelType w:val="hybridMultilevel"/>
     <w:tmpl w:val="2B026988"/>
@@ -2723,7 +5703,7 @@
       </w:pPr>
     </w:lvl>
   </w:abstractNum>
-  <w:abstractNum w:abstractNumId="9" w15:restartNumberingAfterBreak="0">
+  <w:abstractNum w:abstractNumId="16" w15:restartNumberingAfterBreak="0">
     <w:nsid w:val="5A8A3A3D"/>
     <w:multiLevelType w:val="hybridMultilevel"/>
     <w:tmpl w:val="749E5514"/>
@@ -2815,7 +5795,358 @@
       </w:pPr>
     </w:lvl>
   </w:abstractNum>
-  <w:abstractNum w:abstractNumId="10" w15:restartNumberingAfterBreak="0">
+  <w:abstractNum w:abstractNumId="17" w15:restartNumberingAfterBreak="0">
+    <w:nsid w:val="65622482"/>
+    <w:multiLevelType w:val="multilevel"/>
+    <w:tmpl w:val="AE520EC4"/>
+    <w:lvl w:ilvl="0">
+      <w:start w:val="1"/>
+      <w:numFmt w:val="bullet"/>
+      <w:lvlText w:val=""/>
+      <w:lvlJc w:val="left"/>
+      <w:pPr>
+        <w:tabs>
+          <w:tab w:val="num" w:pos="720"/>
+        </w:tabs>
+        <w:ind w:left="720" w:hanging="360"/>
+      </w:pPr>
+      <w:rPr>
+        <w:rFonts w:ascii="Symbol" w:hAnsi="Symbol" w:hint="default"/>
+        <w:sz w:val="20"/>
+      </w:rPr>
+    </w:lvl>
+    <w:lvl w:ilvl="1" w:tentative="1">
+      <w:start w:val="1"/>
+      <w:numFmt w:val="bullet"/>
+      <w:lvlText w:val="o"/>
+      <w:lvlJc w:val="left"/>
+      <w:pPr>
+        <w:tabs>
+          <w:tab w:val="num" w:pos="1440"/>
+        </w:tabs>
+        <w:ind w:left="1440" w:hanging="360"/>
+      </w:pPr>
+      <w:rPr>
+        <w:rFonts w:ascii="Courier New" w:hAnsi="Courier New" w:hint="default"/>
+        <w:sz w:val="20"/>
+      </w:rPr>
+    </w:lvl>
+    <w:lvl w:ilvl="2" w:tentative="1">
+      <w:start w:val="1"/>
+      <w:numFmt w:val="bullet"/>
+      <w:lvlText w:val=""/>
+      <w:lvlJc w:val="left"/>
+      <w:pPr>
+        <w:tabs>
+          <w:tab w:val="num" w:pos="2160"/>
+        </w:tabs>
+        <w:ind w:left="2160" w:hanging="360"/>
+      </w:pPr>
+      <w:rPr>
+        <w:rFonts w:ascii="Wingdings" w:hAnsi="Wingdings" w:hint="default"/>
+        <w:sz w:val="20"/>
+      </w:rPr>
+    </w:lvl>
+    <w:lvl w:ilvl="3" w:tentative="1">
+      <w:start w:val="1"/>
+      <w:numFmt w:val="bullet"/>
+      <w:lvlText w:val=""/>
+      <w:lvlJc w:val="left"/>
+      <w:pPr>
+        <w:tabs>
+          <w:tab w:val="num" w:pos="2880"/>
+        </w:tabs>
+        <w:ind w:left="2880" w:hanging="360"/>
+      </w:pPr>
+      <w:rPr>
+        <w:rFonts w:ascii="Wingdings" w:hAnsi="Wingdings" w:hint="default"/>
+        <w:sz w:val="20"/>
+      </w:rPr>
+    </w:lvl>
+    <w:lvl w:ilvl="4" w:tentative="1">
+      <w:start w:val="1"/>
+      <w:numFmt w:val="bullet"/>
+      <w:lvlText w:val=""/>
+      <w:lvlJc w:val="left"/>
+      <w:pPr>
+        <w:tabs>
+          <w:tab w:val="num" w:pos="3600"/>
+        </w:tabs>
+        <w:ind w:left="3600" w:hanging="360"/>
+      </w:pPr>
+      <w:rPr>
+        <w:rFonts w:ascii="Wingdings" w:hAnsi="Wingdings" w:hint="default"/>
+        <w:sz w:val="20"/>
+      </w:rPr>
+    </w:lvl>
+    <w:lvl w:ilvl="5" w:tentative="1">
+      <w:start w:val="1"/>
+      <w:numFmt w:val="bullet"/>
+      <w:lvlText w:val=""/>
+      <w:lvlJc w:val="left"/>
+      <w:pPr>
+        <w:tabs>
+          <w:tab w:val="num" w:pos="4320"/>
+        </w:tabs>
+        <w:ind w:left="4320" w:hanging="360"/>
+      </w:pPr>
+      <w:rPr>
+        <w:rFonts w:ascii="Wingdings" w:hAnsi="Wingdings" w:hint="default"/>
+        <w:sz w:val="20"/>
+      </w:rPr>
+    </w:lvl>
+    <w:lvl w:ilvl="6" w:tentative="1">
+      <w:start w:val="1"/>
+      <w:numFmt w:val="bullet"/>
+      <w:lvlText w:val=""/>
+      <w:lvlJc w:val="left"/>
+      <w:pPr>
+        <w:tabs>
+          <w:tab w:val="num" w:pos="5040"/>
+        </w:tabs>
+        <w:ind w:left="5040" w:hanging="360"/>
+      </w:pPr>
+      <w:rPr>
+        <w:rFonts w:ascii="Wingdings" w:hAnsi="Wingdings" w:hint="default"/>
+        <w:sz w:val="20"/>
+      </w:rPr>
+    </w:lvl>
+    <w:lvl w:ilvl="7" w:tentative="1">
+      <w:start w:val="1"/>
+      <w:numFmt w:val="bullet"/>
+      <w:lvlText w:val=""/>
+      <w:lvlJc w:val="left"/>
+      <w:pPr>
+        <w:tabs>
+          <w:tab w:val="num" w:pos="5760"/>
+        </w:tabs>
+        <w:ind w:left="5760" w:hanging="360"/>
+      </w:pPr>
+      <w:rPr>
+        <w:rFonts w:ascii="Wingdings" w:hAnsi="Wingdings" w:hint="default"/>
+        <w:sz w:val="20"/>
+      </w:rPr>
+    </w:lvl>
+    <w:lvl w:ilvl="8" w:tentative="1">
+      <w:start w:val="1"/>
+      <w:numFmt w:val="bullet"/>
+      <w:lvlText w:val=""/>
+      <w:lvlJc w:val="left"/>
+      <w:pPr>
+        <w:tabs>
+          <w:tab w:val="num" w:pos="6480"/>
+        </w:tabs>
+        <w:ind w:left="6480" w:hanging="360"/>
+      </w:pPr>
+      <w:rPr>
+        <w:rFonts w:ascii="Wingdings" w:hAnsi="Wingdings" w:hint="default"/>
+        <w:sz w:val="20"/>
+      </w:rPr>
+    </w:lvl>
+  </w:abstractNum>
+  <w:abstractNum w:abstractNumId="18" w15:restartNumberingAfterBreak="0">
+    <w:nsid w:val="69886013"/>
+    <w:multiLevelType w:val="hybridMultilevel"/>
+    <w:tmpl w:val="E3D046C4"/>
+    <w:lvl w:ilvl="0" w:tplc="0C0A0003">
+      <w:start w:val="1"/>
+      <w:numFmt w:val="bullet"/>
+      <w:lvlText w:val="o"/>
+      <w:lvlJc w:val="left"/>
+      <w:pPr>
+        <w:ind w:left="720" w:hanging="360"/>
+      </w:pPr>
+      <w:rPr>
+        <w:rFonts w:ascii="Courier New" w:hAnsi="Courier New" w:cs="Courier New" w:hint="default"/>
+      </w:rPr>
+    </w:lvl>
+    <w:lvl w:ilvl="1" w:tplc="0C0A0003" w:tentative="1">
+      <w:start w:val="1"/>
+      <w:numFmt w:val="bullet"/>
+      <w:lvlText w:val="o"/>
+      <w:lvlJc w:val="left"/>
+      <w:pPr>
+        <w:ind w:left="1440" w:hanging="360"/>
+      </w:pPr>
+      <w:rPr>
+        <w:rFonts w:ascii="Courier New" w:hAnsi="Courier New" w:cs="Courier New" w:hint="default"/>
+      </w:rPr>
+    </w:lvl>
+    <w:lvl w:ilvl="2" w:tplc="0C0A0005" w:tentative="1">
+      <w:start w:val="1"/>
+      <w:numFmt w:val="bullet"/>
+      <w:lvlText w:val=""/>
+      <w:lvlJc w:val="left"/>
+      <w:pPr>
+        <w:ind w:left="2160" w:hanging="360"/>
+      </w:pPr>
+      <w:rPr>
+        <w:rFonts w:ascii="Wingdings" w:hAnsi="Wingdings" w:hint="default"/>
+      </w:rPr>
+    </w:lvl>
+    <w:lvl w:ilvl="3" w:tplc="0C0A0001" w:tentative="1">
+      <w:start w:val="1"/>
+      <w:numFmt w:val="bullet"/>
+      <w:lvlText w:val=""/>
+      <w:lvlJc w:val="left"/>
+      <w:pPr>
+        <w:ind w:left="2880" w:hanging="360"/>
+      </w:pPr>
+      <w:rPr>
+        <w:rFonts w:ascii="Symbol" w:hAnsi="Symbol" w:hint="default"/>
+      </w:rPr>
+    </w:lvl>
+    <w:lvl w:ilvl="4" w:tplc="0C0A0003" w:tentative="1">
+      <w:start w:val="1"/>
+      <w:numFmt w:val="bullet"/>
+      <w:lvlText w:val="o"/>
+      <w:lvlJc w:val="left"/>
+      <w:pPr>
+        <w:ind w:left="3600" w:hanging="360"/>
+      </w:pPr>
+      <w:rPr>
+        <w:rFonts w:ascii="Courier New" w:hAnsi="Courier New" w:cs="Courier New" w:hint="default"/>
+      </w:rPr>
+    </w:lvl>
+    <w:lvl w:ilvl="5" w:tplc="0C0A0005" w:tentative="1">
+      <w:start w:val="1"/>
+      <w:numFmt w:val="bullet"/>
+      <w:lvlText w:val=""/>
+      <w:lvlJc w:val="left"/>
+      <w:pPr>
+        <w:ind w:left="4320" w:hanging="360"/>
+      </w:pPr>
+      <w:rPr>
+        <w:rFonts w:ascii="Wingdings" w:hAnsi="Wingdings" w:hint="default"/>
+      </w:rPr>
+    </w:lvl>
+    <w:lvl w:ilvl="6" w:tplc="0C0A0001" w:tentative="1">
+      <w:start w:val="1"/>
+      <w:numFmt w:val="bullet"/>
+      <w:lvlText w:val=""/>
+      <w:lvlJc w:val="left"/>
+      <w:pPr>
+        <w:ind w:left="5040" w:hanging="360"/>
+      </w:pPr>
+      <w:rPr>
+        <w:rFonts w:ascii="Symbol" w:hAnsi="Symbol" w:hint="default"/>
+      </w:rPr>
+    </w:lvl>
+    <w:lvl w:ilvl="7" w:tplc="0C0A0003" w:tentative="1">
+      <w:start w:val="1"/>
+      <w:numFmt w:val="bullet"/>
+      <w:lvlText w:val="o"/>
+      <w:lvlJc w:val="left"/>
+      <w:pPr>
+        <w:ind w:left="5760" w:hanging="360"/>
+      </w:pPr>
+      <w:rPr>
+        <w:rFonts w:ascii="Courier New" w:hAnsi="Courier New" w:cs="Courier New" w:hint="default"/>
+      </w:rPr>
+    </w:lvl>
+    <w:lvl w:ilvl="8" w:tplc="0C0A0005" w:tentative="1">
+      <w:start w:val="1"/>
+      <w:numFmt w:val="bullet"/>
+      <w:lvlText w:val=""/>
+      <w:lvlJc w:val="left"/>
+      <w:pPr>
+        <w:ind w:left="6480" w:hanging="360"/>
+      </w:pPr>
+      <w:rPr>
+        <w:rFonts w:ascii="Wingdings" w:hAnsi="Wingdings" w:hint="default"/>
+      </w:rPr>
+    </w:lvl>
+  </w:abstractNum>
+  <w:abstractNum w:abstractNumId="19" w15:restartNumberingAfterBreak="0">
+    <w:nsid w:val="6AF75995"/>
+    <w:multiLevelType w:val="hybridMultilevel"/>
+    <w:tmpl w:val="3A181C70"/>
+    <w:lvl w:ilvl="0" w:tplc="0C0A0015">
+      <w:start w:val="1"/>
+      <w:numFmt w:val="upperLetter"/>
+      <w:lvlText w:val="%1."/>
+      <w:lvlJc w:val="left"/>
+      <w:pPr>
+        <w:ind w:left="720" w:hanging="360"/>
+      </w:pPr>
+      <w:rPr>
+        <w:rFonts w:hint="default"/>
+      </w:rPr>
+    </w:lvl>
+    <w:lvl w:ilvl="1" w:tplc="0C0A0019" w:tentative="1">
+      <w:start w:val="1"/>
+      <w:numFmt w:val="lowerLetter"/>
+      <w:lvlText w:val="%2."/>
+      <w:lvlJc w:val="left"/>
+      <w:pPr>
+        <w:ind w:left="1440" w:hanging="360"/>
+      </w:pPr>
+    </w:lvl>
+    <w:lvl w:ilvl="2" w:tplc="0C0A001B" w:tentative="1">
+      <w:start w:val="1"/>
+      <w:numFmt w:val="lowerRoman"/>
+      <w:lvlText w:val="%3."/>
+      <w:lvlJc w:val="right"/>
+      <w:pPr>
+        <w:ind w:left="2160" w:hanging="180"/>
+      </w:pPr>
+    </w:lvl>
+    <w:lvl w:ilvl="3" w:tplc="0C0A000F" w:tentative="1">
+      <w:start w:val="1"/>
+      <w:numFmt w:val="decimal"/>
+      <w:lvlText w:val="%4."/>
+      <w:lvlJc w:val="left"/>
+      <w:pPr>
+        <w:ind w:left="2880" w:hanging="360"/>
+      </w:pPr>
+    </w:lvl>
+    <w:lvl w:ilvl="4" w:tplc="0C0A0019" w:tentative="1">
+      <w:start w:val="1"/>
+      <w:numFmt w:val="lowerLetter"/>
+      <w:lvlText w:val="%5."/>
+      <w:lvlJc w:val="left"/>
+      <w:pPr>
+        <w:ind w:left="3600" w:hanging="360"/>
+      </w:pPr>
+    </w:lvl>
+    <w:lvl w:ilvl="5" w:tplc="0C0A001B" w:tentative="1">
+      <w:start w:val="1"/>
+      <w:numFmt w:val="lowerRoman"/>
+      <w:lvlText w:val="%6."/>
+      <w:lvlJc w:val="right"/>
+      <w:pPr>
+        <w:ind w:left="4320" w:hanging="180"/>
+      </w:pPr>
+    </w:lvl>
+    <w:lvl w:ilvl="6" w:tplc="0C0A000F" w:tentative="1">
+      <w:start w:val="1"/>
+      <w:numFmt w:val="decimal"/>
+      <w:lvlText w:val="%7."/>
+      <w:lvlJc w:val="left"/>
+      <w:pPr>
+        <w:ind w:left="5040" w:hanging="360"/>
+      </w:pPr>
+    </w:lvl>
+    <w:lvl w:ilvl="7" w:tplc="0C0A0019" w:tentative="1">
+      <w:start w:val="1"/>
+      <w:numFmt w:val="lowerLetter"/>
+      <w:lvlText w:val="%8."/>
+      <w:lvlJc w:val="left"/>
+      <w:pPr>
+        <w:ind w:left="5760" w:hanging="360"/>
+      </w:pPr>
+    </w:lvl>
+    <w:lvl w:ilvl="8" w:tplc="0C0A001B" w:tentative="1">
+      <w:start w:val="1"/>
+      <w:numFmt w:val="lowerRoman"/>
+      <w:lvlText w:val="%9."/>
+      <w:lvlJc w:val="right"/>
+      <w:pPr>
+        <w:ind w:left="6480" w:hanging="180"/>
+      </w:pPr>
+    </w:lvl>
+  </w:abstractNum>
+  <w:abstractNum w:abstractNumId="20" w15:restartNumberingAfterBreak="0">
     <w:nsid w:val="6D314EB6"/>
     <w:multiLevelType w:val="hybridMultilevel"/>
     <w:tmpl w:val="E58825C6"/>
@@ -2831,6 +6162,232 @@
         <w:rFonts w:ascii="Symbol" w:hAnsi="Symbol" w:hint="default"/>
       </w:rPr>
     </w:lvl>
+    <w:lvl w:ilvl="1" w:tplc="0C0A0003">
+      <w:start w:val="1"/>
+      <w:numFmt w:val="bullet"/>
+      <w:lvlText w:val="o"/>
+      <w:lvlJc w:val="left"/>
+      <w:pPr>
+        <w:ind w:left="1440" w:hanging="360"/>
+      </w:pPr>
+      <w:rPr>
+        <w:rFonts w:ascii="Courier New" w:hAnsi="Courier New" w:cs="Courier New" w:hint="default"/>
+      </w:rPr>
+    </w:lvl>
+    <w:lvl w:ilvl="2" w:tplc="0C0A0005" w:tentative="1">
+      <w:start w:val="1"/>
+      <w:numFmt w:val="bullet"/>
+      <w:lvlText w:val=""/>
+      <w:lvlJc w:val="left"/>
+      <w:pPr>
+        <w:ind w:left="2160" w:hanging="360"/>
+      </w:pPr>
+      <w:rPr>
+        <w:rFonts w:ascii="Wingdings" w:hAnsi="Wingdings" w:hint="default"/>
+      </w:rPr>
+    </w:lvl>
+    <w:lvl w:ilvl="3" w:tplc="0C0A0001" w:tentative="1">
+      <w:start w:val="1"/>
+      <w:numFmt w:val="bullet"/>
+      <w:lvlText w:val=""/>
+      <w:lvlJc w:val="left"/>
+      <w:pPr>
+        <w:ind w:left="2880" w:hanging="360"/>
+      </w:pPr>
+      <w:rPr>
+        <w:rFonts w:ascii="Symbol" w:hAnsi="Symbol" w:hint="default"/>
+      </w:rPr>
+    </w:lvl>
+    <w:lvl w:ilvl="4" w:tplc="0C0A0003" w:tentative="1">
+      <w:start w:val="1"/>
+      <w:numFmt w:val="bullet"/>
+      <w:lvlText w:val="o"/>
+      <w:lvlJc w:val="left"/>
+      <w:pPr>
+        <w:ind w:left="3600" w:hanging="360"/>
+      </w:pPr>
+      <w:rPr>
+        <w:rFonts w:ascii="Courier New" w:hAnsi="Courier New" w:cs="Courier New" w:hint="default"/>
+      </w:rPr>
+    </w:lvl>
+    <w:lvl w:ilvl="5" w:tplc="0C0A0005" w:tentative="1">
+      <w:start w:val="1"/>
+      <w:numFmt w:val="bullet"/>
+      <w:lvlText w:val=""/>
+      <w:lvlJc w:val="left"/>
+      <w:pPr>
+        <w:ind w:left="4320" w:hanging="360"/>
+      </w:pPr>
+      <w:rPr>
+        <w:rFonts w:ascii="Wingdings" w:hAnsi="Wingdings" w:hint="default"/>
+      </w:rPr>
+    </w:lvl>
+    <w:lvl w:ilvl="6" w:tplc="0C0A0001" w:tentative="1">
+      <w:start w:val="1"/>
+      <w:numFmt w:val="bullet"/>
+      <w:lvlText w:val=""/>
+      <w:lvlJc w:val="left"/>
+      <w:pPr>
+        <w:ind w:left="5040" w:hanging="360"/>
+      </w:pPr>
+      <w:rPr>
+        <w:rFonts w:ascii="Symbol" w:hAnsi="Symbol" w:hint="default"/>
+      </w:rPr>
+    </w:lvl>
+    <w:lvl w:ilvl="7" w:tplc="0C0A0003" w:tentative="1">
+      <w:start w:val="1"/>
+      <w:numFmt w:val="bullet"/>
+      <w:lvlText w:val="o"/>
+      <w:lvlJc w:val="left"/>
+      <w:pPr>
+        <w:ind w:left="5760" w:hanging="360"/>
+      </w:pPr>
+      <w:rPr>
+        <w:rFonts w:ascii="Courier New" w:hAnsi="Courier New" w:cs="Courier New" w:hint="default"/>
+      </w:rPr>
+    </w:lvl>
+    <w:lvl w:ilvl="8" w:tplc="0C0A0005" w:tentative="1">
+      <w:start w:val="1"/>
+      <w:numFmt w:val="bullet"/>
+      <w:lvlText w:val=""/>
+      <w:lvlJc w:val="left"/>
+      <w:pPr>
+        <w:ind w:left="6480" w:hanging="360"/>
+      </w:pPr>
+      <w:rPr>
+        <w:rFonts w:ascii="Wingdings" w:hAnsi="Wingdings" w:hint="default"/>
+      </w:rPr>
+    </w:lvl>
+  </w:abstractNum>
+  <w:abstractNum w:abstractNumId="21" w15:restartNumberingAfterBreak="0">
+    <w:nsid w:val="77E8488C"/>
+    <w:multiLevelType w:val="hybridMultilevel"/>
+    <w:tmpl w:val="BC883C40"/>
+    <w:lvl w:ilvl="0" w:tplc="0C0A0003">
+      <w:start w:val="1"/>
+      <w:numFmt w:val="bullet"/>
+      <w:lvlText w:val="o"/>
+      <w:lvlJc w:val="left"/>
+      <w:pPr>
+        <w:ind w:left="1068" w:hanging="360"/>
+      </w:pPr>
+      <w:rPr>
+        <w:rFonts w:ascii="Courier New" w:hAnsi="Courier New" w:cs="Courier New" w:hint="default"/>
+      </w:rPr>
+    </w:lvl>
+    <w:lvl w:ilvl="1" w:tplc="0C0A0003" w:tentative="1">
+      <w:start w:val="1"/>
+      <w:numFmt w:val="bullet"/>
+      <w:lvlText w:val="o"/>
+      <w:lvlJc w:val="left"/>
+      <w:pPr>
+        <w:ind w:left="1788" w:hanging="360"/>
+      </w:pPr>
+      <w:rPr>
+        <w:rFonts w:ascii="Courier New" w:hAnsi="Courier New" w:cs="Courier New" w:hint="default"/>
+      </w:rPr>
+    </w:lvl>
+    <w:lvl w:ilvl="2" w:tplc="0C0A0005" w:tentative="1">
+      <w:start w:val="1"/>
+      <w:numFmt w:val="bullet"/>
+      <w:lvlText w:val=""/>
+      <w:lvlJc w:val="left"/>
+      <w:pPr>
+        <w:ind w:left="2508" w:hanging="360"/>
+      </w:pPr>
+      <w:rPr>
+        <w:rFonts w:ascii="Wingdings" w:hAnsi="Wingdings" w:hint="default"/>
+      </w:rPr>
+    </w:lvl>
+    <w:lvl w:ilvl="3" w:tplc="0C0A0001" w:tentative="1">
+      <w:start w:val="1"/>
+      <w:numFmt w:val="bullet"/>
+      <w:lvlText w:val=""/>
+      <w:lvlJc w:val="left"/>
+      <w:pPr>
+        <w:ind w:left="3228" w:hanging="360"/>
+      </w:pPr>
+      <w:rPr>
+        <w:rFonts w:ascii="Symbol" w:hAnsi="Symbol" w:hint="default"/>
+      </w:rPr>
+    </w:lvl>
+    <w:lvl w:ilvl="4" w:tplc="0C0A0003" w:tentative="1">
+      <w:start w:val="1"/>
+      <w:numFmt w:val="bullet"/>
+      <w:lvlText w:val="o"/>
+      <w:lvlJc w:val="left"/>
+      <w:pPr>
+        <w:ind w:left="3948" w:hanging="360"/>
+      </w:pPr>
+      <w:rPr>
+        <w:rFonts w:ascii="Courier New" w:hAnsi="Courier New" w:cs="Courier New" w:hint="default"/>
+      </w:rPr>
+    </w:lvl>
+    <w:lvl w:ilvl="5" w:tplc="0C0A0005" w:tentative="1">
+      <w:start w:val="1"/>
+      <w:numFmt w:val="bullet"/>
+      <w:lvlText w:val=""/>
+      <w:lvlJc w:val="left"/>
+      <w:pPr>
+        <w:ind w:left="4668" w:hanging="360"/>
+      </w:pPr>
+      <w:rPr>
+        <w:rFonts w:ascii="Wingdings" w:hAnsi="Wingdings" w:hint="default"/>
+      </w:rPr>
+    </w:lvl>
+    <w:lvl w:ilvl="6" w:tplc="0C0A0001" w:tentative="1">
+      <w:start w:val="1"/>
+      <w:numFmt w:val="bullet"/>
+      <w:lvlText w:val=""/>
+      <w:lvlJc w:val="left"/>
+      <w:pPr>
+        <w:ind w:left="5388" w:hanging="360"/>
+      </w:pPr>
+      <w:rPr>
+        <w:rFonts w:ascii="Symbol" w:hAnsi="Symbol" w:hint="default"/>
+      </w:rPr>
+    </w:lvl>
+    <w:lvl w:ilvl="7" w:tplc="0C0A0003" w:tentative="1">
+      <w:start w:val="1"/>
+      <w:numFmt w:val="bullet"/>
+      <w:lvlText w:val="o"/>
+      <w:lvlJc w:val="left"/>
+      <w:pPr>
+        <w:ind w:left="6108" w:hanging="360"/>
+      </w:pPr>
+      <w:rPr>
+        <w:rFonts w:ascii="Courier New" w:hAnsi="Courier New" w:cs="Courier New" w:hint="default"/>
+      </w:rPr>
+    </w:lvl>
+    <w:lvl w:ilvl="8" w:tplc="0C0A0005" w:tentative="1">
+      <w:start w:val="1"/>
+      <w:numFmt w:val="bullet"/>
+      <w:lvlText w:val=""/>
+      <w:lvlJc w:val="left"/>
+      <w:pPr>
+        <w:ind w:left="6828" w:hanging="360"/>
+      </w:pPr>
+      <w:rPr>
+        <w:rFonts w:ascii="Wingdings" w:hAnsi="Wingdings" w:hint="default"/>
+      </w:rPr>
+    </w:lvl>
+  </w:abstractNum>
+  <w:abstractNum w:abstractNumId="22" w15:restartNumberingAfterBreak="0">
+    <w:nsid w:val="7B5D7396"/>
+    <w:multiLevelType w:val="hybridMultilevel"/>
+    <w:tmpl w:val="3DBCD936"/>
+    <w:lvl w:ilvl="0" w:tplc="0C0A0003">
+      <w:start w:val="1"/>
+      <w:numFmt w:val="bullet"/>
+      <w:lvlText w:val="o"/>
+      <w:lvlJc w:val="left"/>
+      <w:pPr>
+        <w:ind w:left="720" w:hanging="360"/>
+      </w:pPr>
+      <w:rPr>
+        <w:rFonts w:ascii="Courier New" w:hAnsi="Courier New" w:cs="Courier New" w:hint="default"/>
+      </w:rPr>
+    </w:lvl>
     <w:lvl w:ilvl="1" w:tplc="0C0A0003" w:tentative="1">
       <w:start w:val="1"/>
       <w:numFmt w:val="bullet"/>
@@ -2929,37 +6486,73 @@
     </w:lvl>
   </w:abstractNum>
   <w:num w:numId="1" w16cid:durableId="1372267957">
+    <w:abstractNumId w:val="16"/>
+  </w:num>
+  <w:num w:numId="2" w16cid:durableId="1309555908">
+    <w:abstractNumId w:val="13"/>
+  </w:num>
+  <w:num w:numId="3" w16cid:durableId="1292858836">
+    <w:abstractNumId w:val="10"/>
+  </w:num>
+  <w:num w:numId="4" w16cid:durableId="1784421460">
+    <w:abstractNumId w:val="15"/>
+  </w:num>
+  <w:num w:numId="5" w16cid:durableId="967858328">
+    <w:abstractNumId w:val="6"/>
+  </w:num>
+  <w:num w:numId="6" w16cid:durableId="590243305">
     <w:abstractNumId w:val="9"/>
   </w:num>
-  <w:num w:numId="2" w16cid:durableId="1309555908">
-    <w:abstractNumId w:val="6"/>
+  <w:num w:numId="7" w16cid:durableId="777408787">
+    <w:abstractNumId w:val="12"/>
   </w:num>
-  <w:num w:numId="3" w16cid:durableId="1292858836">
+  <w:num w:numId="8" w16cid:durableId="153379330">
     <w:abstractNumId w:val="4"/>
   </w:num>
-  <w:num w:numId="4" w16cid:durableId="1784421460">
+  <w:num w:numId="9" w16cid:durableId="828715575">
+    <w:abstractNumId w:val="14"/>
+  </w:num>
+  <w:num w:numId="10" w16cid:durableId="2117869084">
     <w:abstractNumId w:val="8"/>
   </w:num>
-  <w:num w:numId="5" w16cid:durableId="967858328">
+  <w:num w:numId="11" w16cid:durableId="1914896793">
+    <w:abstractNumId w:val="20"/>
+  </w:num>
+  <w:num w:numId="12" w16cid:durableId="575016233">
     <w:abstractNumId w:val="1"/>
   </w:num>
-  <w:num w:numId="6" w16cid:durableId="590243305">
+  <w:num w:numId="13" w16cid:durableId="1552303021">
     <w:abstractNumId w:val="3"/>
   </w:num>
-  <w:num w:numId="7" w16cid:durableId="777408787">
+  <w:num w:numId="14" w16cid:durableId="1631521008">
+    <w:abstractNumId w:val="17"/>
+  </w:num>
+  <w:num w:numId="15" w16cid:durableId="550305881">
+    <w:abstractNumId w:val="0"/>
+  </w:num>
+  <w:num w:numId="16" w16cid:durableId="1697579042">
+    <w:abstractNumId w:val="2"/>
+  </w:num>
+  <w:num w:numId="17" w16cid:durableId="1695302065">
+    <w:abstractNumId w:val="21"/>
+  </w:num>
+  <w:num w:numId="18" w16cid:durableId="412553883">
+    <w:abstractNumId w:val="22"/>
+  </w:num>
+  <w:num w:numId="19" w16cid:durableId="1083726621">
     <w:abstractNumId w:val="5"/>
   </w:num>
-  <w:num w:numId="8" w16cid:durableId="153379330">
-    <w:abstractNumId w:val="0"/>
+  <w:num w:numId="20" w16cid:durableId="345522635">
+    <w:abstractNumId w:val="11"/>
   </w:num>
-  <w:num w:numId="9" w16cid:durableId="828715575">
+  <w:num w:numId="21" w16cid:durableId="1442802455">
     <w:abstractNumId w:val="7"/>
   </w:num>
-  <w:num w:numId="10" w16cid:durableId="2117869084">
-    <w:abstractNumId w:val="2"/>
+  <w:num w:numId="22" w16cid:durableId="672071866">
+    <w:abstractNumId w:val="19"/>
   </w:num>
-  <w:num w:numId="11" w16cid:durableId="1914896793">
-    <w:abstractNumId w:val="10"/>
+  <w:num w:numId="23" w16cid:durableId="379475522">
+    <w:abstractNumId w:val="18"/>
   </w:num>
 </w:numbering>
 </file>
@@ -3367,7 +6960,6 @@
   <w:style w:type="character" w:default="1" w:styleId="Fuentedeprrafopredeter">
     <w:name w:val="Default Paragraph Font"/>
     <w:uiPriority w:val="1"/>
-    <w:semiHidden/>
     <w:unhideWhenUsed/>
   </w:style>
   <w:style w:type="table" w:default="1" w:styleId="Tablanormal">
@@ -3501,6 +7093,25 @@
       <w:color w:val="605E5C"/>
       <w:shd w:val="clear" w:color="auto" w:fill="E1DFDD"/>
     </w:rPr>
+  </w:style>
+  <w:style w:type="table" w:styleId="Tablaconcuadrcula">
+    <w:name w:val="Table Grid"/>
+    <w:basedOn w:val="Tablanormal"/>
+    <w:uiPriority w:val="39"/>
+    <w:rsid w:val="0081693F"/>
+    <w:pPr>
+      <w:spacing w:after="0" w:line="240" w:lineRule="auto"/>
+    </w:pPr>
+    <w:tblPr>
+      <w:tblBorders>
+        <w:top w:val="single" w:sz="4" w:space="0" w:color="auto"/>
+        <w:left w:val="single" w:sz="4" w:space="0" w:color="auto"/>
+        <w:bottom w:val="single" w:sz="4" w:space="0" w:color="auto"/>
+        <w:right w:val="single" w:sz="4" w:space="0" w:color="auto"/>
+        <w:insideH w:val="single" w:sz="4" w:space="0" w:color="auto"/>
+        <w:insideV w:val="single" w:sz="4" w:space="0" w:color="auto"/>
+      </w:tblBorders>
+    </w:tblPr>
   </w:style>
 </w:styles>
 </file>
@@ -3801,12 +7412,11 @@
 </file>
 
 <file path=customXml/item1.xml><?xml version="1.0" encoding="utf-8"?>
-<?mso-contentType ?>
-<FormTemplates xmlns="http://schemas.microsoft.com/sharepoint/v3/contenttype/forms">
-  <Display>DocumentLibraryForm</Display>
-  <Edit>DocumentLibraryForm</Edit>
-  <New>DocumentLibraryForm</New>
-</FormTemplates>
+<p:properties xmlns:p="http://schemas.microsoft.com/office/2006/metadata/properties" xmlns:xsi="http://www.w3.org/2001/XMLSchema-instance" xmlns:pc="http://schemas.microsoft.com/office/infopath/2007/PartnerControls">
+  <documentManagement>
+    <ReferenceId xmlns="ad4a8e2f-797e-42bc-8178-91ee977ddf87" xsi:nil="true"/>
+  </documentManagement>
+</p:properties>
 </file>
 
 <file path=customXml/item2.xml><?xml version="1.0" encoding="utf-8"?>
@@ -3954,17 +7564,20 @@
 </file>
 
 <file path=customXml/item3.xml><?xml version="1.0" encoding="utf-8"?>
-<p:properties xmlns:p="http://schemas.microsoft.com/office/2006/metadata/properties" xmlns:xsi="http://www.w3.org/2001/XMLSchema-instance" xmlns:pc="http://schemas.microsoft.com/office/infopath/2007/PartnerControls">
-  <documentManagement>
-    <ReferenceId xmlns="ad4a8e2f-797e-42bc-8178-91ee977ddf87" xsi:nil="true"/>
-  </documentManagement>
-</p:properties>
+<?mso-contentType ?>
+<FormTemplates xmlns="http://schemas.microsoft.com/sharepoint/v3/contenttype/forms">
+  <Display>DocumentLibraryForm</Display>
+  <Edit>DocumentLibraryForm</Edit>
+  <New>DocumentLibraryForm</New>
+</FormTemplates>
 </file>
 
 <file path=customXml/itemProps1.xml><?xml version="1.0" encoding="utf-8"?>
-<ds:datastoreItem xmlns:ds="http://schemas.openxmlformats.org/officeDocument/2006/customXml" ds:itemID="{E038D37A-8D5D-4D89-B0D1-0EE9E07F3E34}">
+<ds:datastoreItem xmlns:ds="http://schemas.openxmlformats.org/officeDocument/2006/customXml" ds:itemID="{A239FA77-9550-40F3-BC81-6D29703577BD}">
   <ds:schemaRefs>
-    <ds:schemaRef ds:uri="http://schemas.microsoft.com/sharepoint/v3/contenttype/forms"/>
+    <ds:schemaRef ds:uri="http://schemas.microsoft.com/office/2006/metadata/properties"/>
+    <ds:schemaRef ds:uri="http://schemas.microsoft.com/office/infopath/2007/PartnerControls"/>
+    <ds:schemaRef ds:uri="ad4a8e2f-797e-42bc-8178-91ee977ddf87"/>
   </ds:schemaRefs>
 </ds:datastoreItem>
 </file>
@@ -3988,11 +7601,9 @@
 </file>
 
 <file path=customXml/itemProps3.xml><?xml version="1.0" encoding="utf-8"?>
-<ds:datastoreItem xmlns:ds="http://schemas.openxmlformats.org/officeDocument/2006/customXml" ds:itemID="{A239FA77-9550-40F3-BC81-6D29703577BD}">
+<ds:datastoreItem xmlns:ds="http://schemas.openxmlformats.org/officeDocument/2006/customXml" ds:itemID="{E038D37A-8D5D-4D89-B0D1-0EE9E07F3E34}">
   <ds:schemaRefs>
-    <ds:schemaRef ds:uri="http://schemas.microsoft.com/office/2006/metadata/properties"/>
-    <ds:schemaRef ds:uri="http://schemas.microsoft.com/office/infopath/2007/PartnerControls"/>
-    <ds:schemaRef ds:uri="ad4a8e2f-797e-42bc-8178-91ee977ddf87"/>
+    <ds:schemaRef ds:uri="http://schemas.microsoft.com/sharepoint/v3/contenttype/forms"/>
   </ds:schemaRefs>
 </ds:datastoreItem>
 </file>